--- a/template/pROPOSAL/cetak form penilaian proposal tipe nilai.docx
+++ b/template/pROPOSAL/cetak form penilaian proposal tipe nilai.docx
@@ -9,6 +9,7 @@
         <w:rPr>
           <w:rFonts w:ascii="Cambria" w:hAnsi="Cambria"/>
           <w:b/>
+          <w:color w:val="000000" w:themeColor="text1"/>
           <w:sz w:val="26"/>
           <w:szCs w:val="26"/>
         </w:rPr>
@@ -17,20 +18,11 @@
         <w:rPr>
           <w:rFonts w:ascii="Cambria" w:hAnsi="Cambria"/>
           <w:b/>
+          <w:color w:val="000000" w:themeColor="text1"/>
           <w:sz w:val="26"/>
           <w:szCs w:val="26"/>
         </w:rPr>
-        <w:t xml:space="preserve">PENILAIAN </w:t>
-      </w:r>
-      <w:r>
-        <w:rPr>
-          <w:rFonts w:ascii="Cambria" w:hAnsi="Cambria"/>
-          <w:b/>
-          <w:color w:val="FF0000"/>
-          <w:sz w:val="26"/>
-          <w:szCs w:val="26"/>
-        </w:rPr>
-        <w:t>PROPOSAL PENELITIAN DISERTASI</w:t>
+        <w:t>PENILAIAN PROPOSAL PENELITIAN DISERTASI</w:t>
       </w:r>
     </w:p>
     <w:p>
@@ -40,6 +32,7 @@
         <w:rPr>
           <w:rFonts w:ascii="Cambria" w:hAnsi="Cambria"/>
           <w:b/>
+          <w:color w:val="000000" w:themeColor="text1"/>
           <w:sz w:val="26"/>
           <w:szCs w:val="26"/>
         </w:rPr>
@@ -48,6 +41,7 @@
         <w:rPr>
           <w:rFonts w:ascii="Cambria" w:hAnsi="Cambria"/>
           <w:b/>
+          <w:color w:val="000000" w:themeColor="text1"/>
           <w:sz w:val="26"/>
           <w:szCs w:val="26"/>
           <w:lang w:val="id-ID"/>
@@ -58,6 +52,7 @@
         <w:rPr>
           <w:rFonts w:ascii="Cambria" w:hAnsi="Cambria"/>
           <w:b/>
+          <w:color w:val="000000" w:themeColor="text1"/>
           <w:sz w:val="26"/>
           <w:szCs w:val="26"/>
         </w:rPr>
@@ -71,6 +66,7 @@
         <w:rPr>
           <w:rFonts w:ascii="Cambria" w:hAnsi="Cambria"/>
           <w:b/>
+          <w:color w:val="000000" w:themeColor="text1"/>
           <w:sz w:val="26"/>
           <w:szCs w:val="26"/>
         </w:rPr>
@@ -121,25 +117,54 @@
                 <w:rFonts w:ascii="Cambria" w:hAnsi="Cambria"/>
                 <w:b/>
                 <w:bCs/>
-                <w:sz w:val="23"/>
-                <w:szCs w:val="23"/>
-              </w:rPr>
-            </w:pPr>
-            <w:r>
-              <w:rPr>
-                <w:rFonts w:ascii="Cambria" w:hAnsi="Cambria"/>
-                <w:b/>
-                <w:bCs/>
-                <w:sz w:val="23"/>
-                <w:szCs w:val="23"/>
-              </w:rPr>
-              <w:t>Judul Proposal Penelitian</w:t>
-            </w:r>
-            <w:r>
-              <w:rPr>
-                <w:rFonts w:ascii="Cambria" w:hAnsi="Cambria"/>
-                <w:b/>
-                <w:bCs/>
+                <w:color w:val="000000" w:themeColor="text1"/>
+                <w:sz w:val="23"/>
+                <w:szCs w:val="23"/>
+              </w:rPr>
+            </w:pPr>
+            <w:proofErr w:type="spellStart"/>
+            <w:r>
+              <w:rPr>
+                <w:rFonts w:ascii="Cambria" w:hAnsi="Cambria"/>
+                <w:b/>
+                <w:bCs/>
+                <w:color w:val="000000" w:themeColor="text1"/>
+                <w:sz w:val="23"/>
+                <w:szCs w:val="23"/>
+              </w:rPr>
+              <w:t>Judul</w:t>
+            </w:r>
+            <w:proofErr w:type="spellEnd"/>
+            <w:r>
+              <w:rPr>
+                <w:rFonts w:ascii="Cambria" w:hAnsi="Cambria"/>
+                <w:b/>
+                <w:bCs/>
+                <w:color w:val="000000" w:themeColor="text1"/>
+                <w:sz w:val="23"/>
+                <w:szCs w:val="23"/>
+              </w:rPr>
+              <w:t xml:space="preserve"> Proposal </w:t>
+            </w:r>
+            <w:proofErr w:type="spellStart"/>
+            <w:r>
+              <w:rPr>
+                <w:rFonts w:ascii="Cambria" w:hAnsi="Cambria"/>
+                <w:b/>
+                <w:bCs/>
+                <w:color w:val="000000" w:themeColor="text1"/>
+                <w:sz w:val="23"/>
+                <w:szCs w:val="23"/>
+              </w:rPr>
+              <w:t>Penelitian</w:t>
+            </w:r>
+            <w:proofErr w:type="spellEnd"/>
+            <w:r>
+              <w:rPr>
+                <w:rFonts w:ascii="Cambria" w:hAnsi="Cambria"/>
+                <w:b/>
+                <w:bCs/>
+                <w:color w:val="000000" w:themeColor="text1"/>
                 <w:sz w:val="23"/>
                 <w:szCs w:val="23"/>
                 <w:lang w:val="id-ID"/>
@@ -151,6 +176,7 @@
                 <w:rFonts w:ascii="Cambria" w:hAnsi="Cambria"/>
                 <w:b/>
                 <w:bCs/>
+                <w:color w:val="000000" w:themeColor="text1"/>
                 <w:sz w:val="23"/>
                 <w:szCs w:val="23"/>
               </w:rPr>
@@ -174,6 +200,7 @@
               <w:spacing w:after="0" w:line="240" w:lineRule="auto"/>
               <w:rPr>
                 <w:rFonts w:ascii="Segoe UI" w:hAnsi="Segoe UI" w:cs="Segoe UI"/>
+                <w:color w:val="000000" w:themeColor="text1"/>
               </w:rPr>
             </w:pPr>
             <w:r>
@@ -181,6 +208,7 @@
                 <w:rFonts w:ascii="Segoe UI" w:hAnsi="Segoe UI" w:cs="Segoe UI"/>
                 <w:b/>
                 <w:bCs/>
+                <w:color w:val="000000" w:themeColor="text1"/>
                 <w:lang w:val="id-ID"/>
               </w:rPr>
               <w:t>:</w:t>
@@ -190,6 +218,7 @@
                 <w:rFonts w:ascii="Segoe UI" w:hAnsi="Segoe UI" w:cs="Segoe UI"/>
                 <w:b/>
                 <w:bCs/>
+                <w:color w:val="000000" w:themeColor="text1"/>
               </w:rPr>
               <w:t xml:space="preserve"> </w:t>
             </w:r>
@@ -198,6 +227,7 @@
                 <w:rFonts w:ascii="Segoe UI" w:hAnsi="Segoe UI" w:cs="Segoe UI"/>
                 <w:b/>
                 <w:bCs/>
+                <w:color w:val="000000" w:themeColor="text1"/>
               </w:rPr>
               <w:t>$</w:t>
             </w:r>
@@ -206,6 +236,7 @@
                 <w:rFonts w:ascii="Segoe UI" w:hAnsi="Segoe UI" w:cs="Segoe UI"/>
                 <w:b/>
                 <w:bCs/>
+                <w:color w:val="000000" w:themeColor="text1"/>
               </w:rPr>
               <w:t>(</w:t>
             </w:r>
@@ -213,21 +244,23 @@
               <w:rPr>
                 <w:rFonts w:ascii="Segoe UI" w:hAnsi="Segoe UI" w:cs="Segoe UI"/>
                 <w:bCs/>
-                <w:color w:val="FF0000"/>
+                <w:color w:val="000000" w:themeColor="text1"/>
               </w:rPr>
               <w:t xml:space="preserve">nama </w:t>
             </w:r>
+            <w:proofErr w:type="spellStart"/>
             <w:r>
               <w:rPr>
                 <w:rFonts w:ascii="Segoe UI" w:hAnsi="Segoe UI" w:cs="Segoe UI"/>
-                <w:color w:val="FF0000"/>
+                <w:color w:val="000000" w:themeColor="text1"/>
               </w:rPr>
               <w:t>judul</w:t>
             </w:r>
+            <w:proofErr w:type="spellEnd"/>
             <w:r>
               <w:rPr>
                 <w:rFonts w:ascii="Segoe UI" w:hAnsi="Segoe UI" w:cs="Segoe UI"/>
-                <w:color w:val="FF0000"/>
+                <w:color w:val="000000" w:themeColor="text1"/>
               </w:rPr>
               <w:t>)</w:t>
             </w:r>
@@ -256,19 +289,45 @@
                 <w:rFonts w:ascii="Cambria" w:hAnsi="Cambria"/>
                 <w:b/>
                 <w:bCs/>
-                <w:sz w:val="23"/>
-                <w:szCs w:val="23"/>
-              </w:rPr>
-            </w:pPr>
-            <w:r>
-              <w:rPr>
-                <w:rFonts w:ascii="Cambria" w:hAnsi="Cambria"/>
-                <w:b/>
-                <w:bCs/>
-                <w:sz w:val="23"/>
-                <w:szCs w:val="23"/>
-              </w:rPr>
-              <w:t xml:space="preserve">Nama Mahasiswa       </w:t>
+                <w:color w:val="000000" w:themeColor="text1"/>
+                <w:sz w:val="23"/>
+                <w:szCs w:val="23"/>
+              </w:rPr>
+            </w:pPr>
+            <w:r>
+              <w:rPr>
+                <w:rFonts w:ascii="Cambria" w:hAnsi="Cambria"/>
+                <w:b/>
+                <w:bCs/>
+                <w:color w:val="000000" w:themeColor="text1"/>
+                <w:sz w:val="23"/>
+                <w:szCs w:val="23"/>
+              </w:rPr>
+              <w:t xml:space="preserve">Nama </w:t>
+            </w:r>
+            <w:proofErr w:type="spellStart"/>
+            <w:r>
+              <w:rPr>
+                <w:rFonts w:ascii="Cambria" w:hAnsi="Cambria"/>
+                <w:b/>
+                <w:bCs/>
+                <w:color w:val="000000" w:themeColor="text1"/>
+                <w:sz w:val="23"/>
+                <w:szCs w:val="23"/>
+              </w:rPr>
+              <w:t>Mahasiswa</w:t>
+            </w:r>
+            <w:proofErr w:type="spellEnd"/>
+            <w:r>
+              <w:rPr>
+                <w:rFonts w:ascii="Cambria" w:hAnsi="Cambria"/>
+                <w:b/>
+                <w:bCs/>
+                <w:color w:val="000000" w:themeColor="text1"/>
+                <w:sz w:val="23"/>
+                <w:szCs w:val="23"/>
+              </w:rPr>
+              <w:t xml:space="preserve">       </w:t>
             </w:r>
           </w:p>
         </w:tc>
@@ -290,15 +349,17 @@
                 <w:rFonts w:ascii="Cambria" w:hAnsi="Cambria"/>
                 <w:b/>
                 <w:bCs/>
-                <w:sz w:val="23"/>
-                <w:szCs w:val="23"/>
-              </w:rPr>
-            </w:pPr>
-            <w:r>
-              <w:rPr>
-                <w:rFonts w:ascii="Cambria" w:hAnsi="Cambria"/>
-                <w:b/>
-                <w:bCs/>
+                <w:color w:val="000000" w:themeColor="text1"/>
+                <w:sz w:val="23"/>
+                <w:szCs w:val="23"/>
+              </w:rPr>
+            </w:pPr>
+            <w:r>
+              <w:rPr>
+                <w:rFonts w:ascii="Cambria" w:hAnsi="Cambria"/>
+                <w:b/>
+                <w:bCs/>
+                <w:color w:val="000000" w:themeColor="text1"/>
                 <w:sz w:val="23"/>
                 <w:szCs w:val="23"/>
                 <w:lang w:val="id-ID"/>
@@ -310,6 +371,7 @@
                 <w:rFonts w:ascii="Cambria" w:hAnsi="Cambria"/>
                 <w:b/>
                 <w:bCs/>
+                <w:color w:val="000000" w:themeColor="text1"/>
                 <w:sz w:val="23"/>
                 <w:szCs w:val="23"/>
               </w:rPr>
@@ -320,6 +382,7 @@
                 <w:rFonts w:ascii="Cambria" w:hAnsi="Cambria"/>
                 <w:b/>
                 <w:bCs/>
+                <w:color w:val="000000" w:themeColor="text1"/>
                 <w:sz w:val="23"/>
                 <w:szCs w:val="23"/>
               </w:rPr>
@@ -330,6 +393,7 @@
                 <w:rFonts w:ascii="Cambria" w:hAnsi="Cambria"/>
                 <w:b/>
                 <w:bCs/>
+                <w:color w:val="000000" w:themeColor="text1"/>
                 <w:sz w:val="23"/>
                 <w:szCs w:val="23"/>
               </w:rPr>
@@ -338,15 +402,25 @@
             <w:r>
               <w:rPr>
                 <w:rFonts w:ascii="Segoe UI" w:hAnsi="Segoe UI" w:cs="Segoe UI"/>
-                <w:color w:val="FF0000"/>
-              </w:rPr>
-              <w:t>nama mhs</w:t>
-            </w:r>
-            <w:r>
-              <w:rPr>
-                <w:rFonts w:ascii="Cambria" w:hAnsi="Cambria"/>
-                <w:b/>
-                <w:bCs/>
+                <w:color w:val="000000" w:themeColor="text1"/>
+              </w:rPr>
+              <w:t xml:space="preserve">nama </w:t>
+            </w:r>
+            <w:proofErr w:type="spellStart"/>
+            <w:r>
+              <w:rPr>
+                <w:rFonts w:ascii="Segoe UI" w:hAnsi="Segoe UI" w:cs="Segoe UI"/>
+                <w:color w:val="000000" w:themeColor="text1"/>
+              </w:rPr>
+              <w:t>mhs</w:t>
+            </w:r>
+            <w:proofErr w:type="spellEnd"/>
+            <w:r>
+              <w:rPr>
+                <w:rFonts w:ascii="Cambria" w:hAnsi="Cambria"/>
+                <w:b/>
+                <w:bCs/>
+                <w:color w:val="000000" w:themeColor="text1"/>
                 <w:sz w:val="23"/>
                 <w:szCs w:val="23"/>
               </w:rPr>
@@ -371,15 +445,17 @@
                 <w:rFonts w:ascii="Cambria" w:hAnsi="Cambria"/>
                 <w:b/>
                 <w:bCs/>
-                <w:sz w:val="23"/>
-                <w:szCs w:val="23"/>
-              </w:rPr>
-            </w:pPr>
-            <w:r>
-              <w:rPr>
-                <w:rFonts w:ascii="Cambria" w:hAnsi="Cambria"/>
-                <w:b/>
-                <w:bCs/>
+                <w:color w:val="000000" w:themeColor="text1"/>
+                <w:sz w:val="23"/>
+                <w:szCs w:val="23"/>
+              </w:rPr>
+            </w:pPr>
+            <w:r>
+              <w:rPr>
+                <w:rFonts w:ascii="Cambria" w:hAnsi="Cambria"/>
+                <w:b/>
+                <w:bCs/>
+                <w:color w:val="000000" w:themeColor="text1"/>
                 <w:sz w:val="23"/>
                 <w:szCs w:val="23"/>
               </w:rPr>
@@ -390,6 +466,7 @@
                 <w:rFonts w:ascii="Cambria" w:hAnsi="Cambria"/>
                 <w:b/>
                 <w:bCs/>
+                <w:color w:val="000000" w:themeColor="text1"/>
                 <w:sz w:val="23"/>
                 <w:szCs w:val="23"/>
               </w:rPr>
@@ -400,6 +477,7 @@
                 <w:rFonts w:ascii="Cambria" w:hAnsi="Cambria"/>
                 <w:b/>
                 <w:bCs/>
+                <w:color w:val="000000" w:themeColor="text1"/>
                 <w:sz w:val="23"/>
                 <w:szCs w:val="23"/>
               </w:rPr>
@@ -410,7 +488,7 @@
                 <w:rFonts w:ascii="Cambria" w:hAnsi="Cambria"/>
                 <w:b/>
                 <w:bCs/>
-                <w:color w:val="FF0000"/>
+                <w:color w:val="000000" w:themeColor="text1"/>
                 <w:sz w:val="23"/>
                 <w:szCs w:val="23"/>
               </w:rPr>
@@ -421,6 +499,7 @@
                 <w:rFonts w:ascii="Cambria" w:hAnsi="Cambria"/>
                 <w:b/>
                 <w:bCs/>
+                <w:color w:val="000000" w:themeColor="text1"/>
                 <w:sz w:val="23"/>
                 <w:szCs w:val="23"/>
               </w:rPr>
@@ -451,19 +530,45 @@
                 <w:rFonts w:ascii="Cambria" w:hAnsi="Cambria"/>
                 <w:b/>
                 <w:bCs/>
-                <w:sz w:val="23"/>
-                <w:szCs w:val="23"/>
-              </w:rPr>
-            </w:pPr>
-            <w:r>
-              <w:rPr>
-                <w:rFonts w:ascii="Cambria" w:hAnsi="Cambria"/>
-                <w:b/>
-                <w:bCs/>
-                <w:sz w:val="23"/>
-                <w:szCs w:val="23"/>
-              </w:rPr>
-              <w:t xml:space="preserve">Nama Pembimbing         </w:t>
+                <w:color w:val="000000" w:themeColor="text1"/>
+                <w:sz w:val="23"/>
+                <w:szCs w:val="23"/>
+              </w:rPr>
+            </w:pPr>
+            <w:r>
+              <w:rPr>
+                <w:rFonts w:ascii="Cambria" w:hAnsi="Cambria"/>
+                <w:b/>
+                <w:bCs/>
+                <w:color w:val="000000" w:themeColor="text1"/>
+                <w:sz w:val="23"/>
+                <w:szCs w:val="23"/>
+              </w:rPr>
+              <w:t xml:space="preserve">Nama </w:t>
+            </w:r>
+            <w:proofErr w:type="spellStart"/>
+            <w:r>
+              <w:rPr>
+                <w:rFonts w:ascii="Cambria" w:hAnsi="Cambria"/>
+                <w:b/>
+                <w:bCs/>
+                <w:color w:val="000000" w:themeColor="text1"/>
+                <w:sz w:val="23"/>
+                <w:szCs w:val="23"/>
+              </w:rPr>
+              <w:t>Pembimbing</w:t>
+            </w:r>
+            <w:proofErr w:type="spellEnd"/>
+            <w:r>
+              <w:rPr>
+                <w:rFonts w:ascii="Cambria" w:hAnsi="Cambria"/>
+                <w:b/>
+                <w:bCs/>
+                <w:color w:val="000000" w:themeColor="text1"/>
+                <w:sz w:val="23"/>
+                <w:szCs w:val="23"/>
+              </w:rPr>
+              <w:t xml:space="preserve">         </w:t>
             </w:r>
           </w:p>
         </w:tc>
@@ -485,15 +590,17 @@
                 <w:rFonts w:ascii="Cambria" w:hAnsi="Cambria"/>
                 <w:b/>
                 <w:bCs/>
-                <w:sz w:val="23"/>
-                <w:szCs w:val="23"/>
-              </w:rPr>
-            </w:pPr>
-            <w:r>
-              <w:rPr>
-                <w:rFonts w:ascii="Cambria" w:hAnsi="Cambria"/>
-                <w:b/>
-                <w:bCs/>
+                <w:color w:val="000000" w:themeColor="text1"/>
+                <w:sz w:val="23"/>
+                <w:szCs w:val="23"/>
+              </w:rPr>
+            </w:pPr>
+            <w:r>
+              <w:rPr>
+                <w:rFonts w:ascii="Cambria" w:hAnsi="Cambria"/>
+                <w:b/>
+                <w:bCs/>
+                <w:color w:val="000000" w:themeColor="text1"/>
                 <w:sz w:val="23"/>
                 <w:szCs w:val="23"/>
                 <w:lang w:val="id-ID"/>
@@ -505,6 +612,7 @@
                 <w:rFonts w:ascii="Cambria" w:hAnsi="Cambria"/>
                 <w:b/>
                 <w:bCs/>
+                <w:color w:val="000000" w:themeColor="text1"/>
                 <w:sz w:val="23"/>
                 <w:szCs w:val="23"/>
               </w:rPr>
@@ -515,6 +623,7 @@
                 <w:rFonts w:ascii="Cambria" w:hAnsi="Cambria"/>
                 <w:b/>
                 <w:bCs/>
+                <w:color w:val="000000" w:themeColor="text1"/>
                 <w:sz w:val="23"/>
                 <w:szCs w:val="23"/>
               </w:rPr>
@@ -525,6 +634,7 @@
                 <w:rFonts w:ascii="Cambria" w:hAnsi="Cambria"/>
                 <w:b/>
                 <w:bCs/>
+                <w:color w:val="000000" w:themeColor="text1"/>
                 <w:sz w:val="23"/>
                 <w:szCs w:val="23"/>
               </w:rPr>
@@ -533,14 +643,39 @@
             <w:r>
               <w:rPr>
                 <w:rFonts w:ascii="Segoe UI" w:hAnsi="Segoe UI" w:cs="Segoe UI"/>
-                <w:color w:val="FF0000"/>
-              </w:rPr>
-              <w:t>nama ketua pembimbing</w:t>
-            </w:r>
+                <w:color w:val="000000" w:themeColor="text1"/>
+              </w:rPr>
+              <w:t xml:space="preserve">nama </w:t>
+            </w:r>
+            <w:proofErr w:type="spellStart"/>
             <w:r>
               <w:rPr>
                 <w:rFonts w:ascii="Segoe UI" w:hAnsi="Segoe UI" w:cs="Segoe UI"/>
-                <w:color w:val="FF0000"/>
+                <w:color w:val="000000" w:themeColor="text1"/>
+              </w:rPr>
+              <w:t>ketua</w:t>
+            </w:r>
+            <w:proofErr w:type="spellEnd"/>
+            <w:r>
+              <w:rPr>
+                <w:rFonts w:ascii="Segoe UI" w:hAnsi="Segoe UI" w:cs="Segoe UI"/>
+                <w:color w:val="000000" w:themeColor="text1"/>
+              </w:rPr>
+              <w:t xml:space="preserve"> </w:t>
+            </w:r>
+            <w:proofErr w:type="spellStart"/>
+            <w:r>
+              <w:rPr>
+                <w:rFonts w:ascii="Segoe UI" w:hAnsi="Segoe UI" w:cs="Segoe UI"/>
+                <w:color w:val="000000" w:themeColor="text1"/>
+              </w:rPr>
+              <w:t>pembimbing</w:t>
+            </w:r>
+            <w:proofErr w:type="spellEnd"/>
+            <w:r>
+              <w:rPr>
+                <w:rFonts w:ascii="Segoe UI" w:hAnsi="Segoe UI" w:cs="Segoe UI"/>
+                <w:color w:val="000000" w:themeColor="text1"/>
               </w:rPr>
               <w:t>)</w:t>
             </w:r>
@@ -569,38 +704,79 @@
                 <w:rFonts w:ascii="Cambria" w:hAnsi="Cambria"/>
                 <w:b/>
                 <w:bCs/>
-                <w:sz w:val="23"/>
-                <w:szCs w:val="23"/>
-              </w:rPr>
-            </w:pPr>
-            <w:r>
-              <w:rPr>
-                <w:rFonts w:ascii="Cambria" w:hAnsi="Cambria"/>
-                <w:b/>
-                <w:bCs/>
+                <w:color w:val="000000" w:themeColor="text1"/>
+                <w:sz w:val="23"/>
+                <w:szCs w:val="23"/>
+              </w:rPr>
+            </w:pPr>
+            <w:r>
+              <w:rPr>
+                <w:rFonts w:ascii="Cambria" w:hAnsi="Cambria"/>
+                <w:b/>
+                <w:bCs/>
+                <w:color w:val="000000" w:themeColor="text1"/>
                 <w:sz w:val="23"/>
                 <w:szCs w:val="23"/>
               </w:rPr>
               <w:t xml:space="preserve">Nama </w:t>
             </w:r>
-            <w:r>
-              <w:rPr>
-                <w:rFonts w:ascii="Cambria" w:hAnsi="Cambria"/>
-                <w:b/>
-                <w:bCs/>
-                <w:sz w:val="23"/>
-                <w:szCs w:val="23"/>
-              </w:rPr>
-              <w:t>Anggota Pembimbing I</w:t>
-            </w:r>
-          </w:p>
-          <w:p>
-            <w:pPr>
-              <w:spacing w:after="0" w:line="240" w:lineRule="auto"/>
-              <w:rPr>
-                <w:rFonts w:ascii="Cambria" w:hAnsi="Cambria"/>
-                <w:b/>
-                <w:bCs/>
+            <w:proofErr w:type="spellStart"/>
+            <w:r>
+              <w:rPr>
+                <w:rFonts w:ascii="Cambria" w:hAnsi="Cambria"/>
+                <w:b/>
+                <w:bCs/>
+                <w:color w:val="000000" w:themeColor="text1"/>
+                <w:sz w:val="23"/>
+                <w:szCs w:val="23"/>
+              </w:rPr>
+              <w:t>Anggota</w:t>
+            </w:r>
+            <w:proofErr w:type="spellEnd"/>
+            <w:r>
+              <w:rPr>
+                <w:rFonts w:ascii="Cambria" w:hAnsi="Cambria"/>
+                <w:b/>
+                <w:bCs/>
+                <w:color w:val="000000" w:themeColor="text1"/>
+                <w:sz w:val="23"/>
+                <w:szCs w:val="23"/>
+              </w:rPr>
+              <w:t xml:space="preserve"> </w:t>
+            </w:r>
+            <w:proofErr w:type="spellStart"/>
+            <w:r>
+              <w:rPr>
+                <w:rFonts w:ascii="Cambria" w:hAnsi="Cambria"/>
+                <w:b/>
+                <w:bCs/>
+                <w:color w:val="000000" w:themeColor="text1"/>
+                <w:sz w:val="23"/>
+                <w:szCs w:val="23"/>
+              </w:rPr>
+              <w:t>Pembimbing</w:t>
+            </w:r>
+            <w:proofErr w:type="spellEnd"/>
+            <w:r>
+              <w:rPr>
+                <w:rFonts w:ascii="Cambria" w:hAnsi="Cambria"/>
+                <w:b/>
+                <w:bCs/>
+                <w:color w:val="000000" w:themeColor="text1"/>
+                <w:sz w:val="23"/>
+                <w:szCs w:val="23"/>
+              </w:rPr>
+              <w:t xml:space="preserve"> I</w:t>
+            </w:r>
+          </w:p>
+          <w:p>
+            <w:pPr>
+              <w:spacing w:after="0" w:line="240" w:lineRule="auto"/>
+              <w:rPr>
+                <w:rFonts w:ascii="Cambria" w:hAnsi="Cambria"/>
+                <w:b/>
+                <w:bCs/>
+                <w:color w:val="000000" w:themeColor="text1"/>
                 <w:sz w:val="23"/>
                 <w:szCs w:val="23"/>
               </w:rPr>
@@ -625,15 +801,17 @@
                 <w:rFonts w:ascii="Cambria" w:hAnsi="Cambria"/>
                 <w:b/>
                 <w:bCs/>
-                <w:sz w:val="23"/>
-                <w:szCs w:val="23"/>
-              </w:rPr>
-            </w:pPr>
-            <w:r>
-              <w:rPr>
-                <w:rFonts w:ascii="Cambria" w:hAnsi="Cambria"/>
-                <w:b/>
-                <w:bCs/>
+                <w:color w:val="000000" w:themeColor="text1"/>
+                <w:sz w:val="23"/>
+                <w:szCs w:val="23"/>
+              </w:rPr>
+            </w:pPr>
+            <w:r>
+              <w:rPr>
+                <w:rFonts w:ascii="Cambria" w:hAnsi="Cambria"/>
+                <w:b/>
+                <w:bCs/>
+                <w:color w:val="000000" w:themeColor="text1"/>
                 <w:sz w:val="23"/>
                 <w:szCs w:val="23"/>
                 <w:lang w:val="id-ID"/>
@@ -645,6 +823,7 @@
                 <w:rFonts w:ascii="Cambria" w:hAnsi="Cambria"/>
                 <w:b/>
                 <w:bCs/>
+                <w:color w:val="000000" w:themeColor="text1"/>
                 <w:sz w:val="23"/>
                 <w:szCs w:val="23"/>
               </w:rPr>
@@ -655,6 +834,7 @@
                 <w:rFonts w:ascii="Cambria" w:hAnsi="Cambria"/>
                 <w:b/>
                 <w:bCs/>
+                <w:color w:val="000000" w:themeColor="text1"/>
                 <w:sz w:val="23"/>
                 <w:szCs w:val="23"/>
               </w:rPr>
@@ -665,6 +845,7 @@
                 <w:rFonts w:ascii="Cambria" w:hAnsi="Cambria"/>
                 <w:b/>
                 <w:bCs/>
+                <w:color w:val="000000" w:themeColor="text1"/>
                 <w:sz w:val="23"/>
                 <w:szCs w:val="23"/>
               </w:rPr>
@@ -673,14 +854,30 @@
             <w:r>
               <w:rPr>
                 <w:rFonts w:ascii="Segoe UI" w:hAnsi="Segoe UI" w:cs="Segoe UI"/>
-                <w:color w:val="FF0000"/>
-              </w:rPr>
-              <w:t>nama pembimbing I</w:t>
-            </w:r>
+                <w:color w:val="000000" w:themeColor="text1"/>
+              </w:rPr>
+              <w:t xml:space="preserve">nama </w:t>
+            </w:r>
+            <w:proofErr w:type="spellStart"/>
             <w:r>
               <w:rPr>
                 <w:rFonts w:ascii="Segoe UI" w:hAnsi="Segoe UI" w:cs="Segoe UI"/>
-                <w:color w:val="FF0000"/>
+                <w:color w:val="000000" w:themeColor="text1"/>
+              </w:rPr>
+              <w:t>pembimbing</w:t>
+            </w:r>
+            <w:proofErr w:type="spellEnd"/>
+            <w:r>
+              <w:rPr>
+                <w:rFonts w:ascii="Segoe UI" w:hAnsi="Segoe UI" w:cs="Segoe UI"/>
+                <w:color w:val="000000" w:themeColor="text1"/>
+              </w:rPr>
+              <w:t xml:space="preserve"> I</w:t>
+            </w:r>
+            <w:r>
+              <w:rPr>
+                <w:rFonts w:ascii="Segoe UI" w:hAnsi="Segoe UI" w:cs="Segoe UI"/>
+                <w:color w:val="000000" w:themeColor="text1"/>
               </w:rPr>
               <w:t>)</w:t>
             </w:r>
@@ -709,19 +906,69 @@
                 <w:rFonts w:ascii="Cambria" w:hAnsi="Cambria"/>
                 <w:b/>
                 <w:bCs/>
-                <w:sz w:val="23"/>
-                <w:szCs w:val="23"/>
-              </w:rPr>
-            </w:pPr>
-            <w:r>
-              <w:rPr>
-                <w:rFonts w:ascii="Cambria" w:hAnsi="Cambria"/>
-                <w:b/>
-                <w:bCs/>
-                <w:sz w:val="23"/>
-                <w:szCs w:val="23"/>
-              </w:rPr>
-              <w:t>Nama Anggota Pembimbing II</w:t>
+                <w:color w:val="000000" w:themeColor="text1"/>
+                <w:sz w:val="23"/>
+                <w:szCs w:val="23"/>
+              </w:rPr>
+            </w:pPr>
+            <w:r>
+              <w:rPr>
+                <w:rFonts w:ascii="Cambria" w:hAnsi="Cambria"/>
+                <w:b/>
+                <w:bCs/>
+                <w:color w:val="000000" w:themeColor="text1"/>
+                <w:sz w:val="23"/>
+                <w:szCs w:val="23"/>
+              </w:rPr>
+              <w:t xml:space="preserve">Nama </w:t>
+            </w:r>
+            <w:proofErr w:type="spellStart"/>
+            <w:r>
+              <w:rPr>
+                <w:rFonts w:ascii="Cambria" w:hAnsi="Cambria"/>
+                <w:b/>
+                <w:bCs/>
+                <w:color w:val="000000" w:themeColor="text1"/>
+                <w:sz w:val="23"/>
+                <w:szCs w:val="23"/>
+              </w:rPr>
+              <w:t>Anggota</w:t>
+            </w:r>
+            <w:proofErr w:type="spellEnd"/>
+            <w:r>
+              <w:rPr>
+                <w:rFonts w:ascii="Cambria" w:hAnsi="Cambria"/>
+                <w:b/>
+                <w:bCs/>
+                <w:color w:val="000000" w:themeColor="text1"/>
+                <w:sz w:val="23"/>
+                <w:szCs w:val="23"/>
+              </w:rPr>
+              <w:t xml:space="preserve"> </w:t>
+            </w:r>
+            <w:proofErr w:type="spellStart"/>
+            <w:r>
+              <w:rPr>
+                <w:rFonts w:ascii="Cambria" w:hAnsi="Cambria"/>
+                <w:b/>
+                <w:bCs/>
+                <w:color w:val="000000" w:themeColor="text1"/>
+                <w:sz w:val="23"/>
+                <w:szCs w:val="23"/>
+              </w:rPr>
+              <w:t>Pembimbing</w:t>
+            </w:r>
+            <w:proofErr w:type="spellEnd"/>
+            <w:r>
+              <w:rPr>
+                <w:rFonts w:ascii="Cambria" w:hAnsi="Cambria"/>
+                <w:b/>
+                <w:bCs/>
+                <w:color w:val="000000" w:themeColor="text1"/>
+                <w:sz w:val="23"/>
+                <w:szCs w:val="23"/>
+              </w:rPr>
+              <w:t xml:space="preserve"> II</w:t>
             </w:r>
           </w:p>
         </w:tc>
@@ -743,15 +990,17 @@
                 <w:rFonts w:ascii="Cambria" w:hAnsi="Cambria"/>
                 <w:b/>
                 <w:bCs/>
-                <w:sz w:val="23"/>
-                <w:szCs w:val="23"/>
-              </w:rPr>
-            </w:pPr>
-            <w:r>
-              <w:rPr>
-                <w:rFonts w:ascii="Cambria" w:hAnsi="Cambria"/>
-                <w:b/>
-                <w:bCs/>
+                <w:color w:val="000000" w:themeColor="text1"/>
+                <w:sz w:val="23"/>
+                <w:szCs w:val="23"/>
+              </w:rPr>
+            </w:pPr>
+            <w:r>
+              <w:rPr>
+                <w:rFonts w:ascii="Cambria" w:hAnsi="Cambria"/>
+                <w:b/>
+                <w:bCs/>
+                <w:color w:val="000000" w:themeColor="text1"/>
                 <w:sz w:val="23"/>
                 <w:szCs w:val="23"/>
                 <w:lang w:val="id-ID"/>
@@ -763,6 +1012,7 @@
                 <w:rFonts w:ascii="Cambria" w:hAnsi="Cambria"/>
                 <w:b/>
                 <w:bCs/>
+                <w:color w:val="000000" w:themeColor="text1"/>
                 <w:sz w:val="23"/>
                 <w:szCs w:val="23"/>
               </w:rPr>
@@ -773,6 +1023,7 @@
                 <w:rFonts w:ascii="Cambria" w:hAnsi="Cambria"/>
                 <w:b/>
                 <w:bCs/>
+                <w:color w:val="000000" w:themeColor="text1"/>
                 <w:sz w:val="23"/>
                 <w:szCs w:val="23"/>
               </w:rPr>
@@ -783,6 +1034,7 @@
                 <w:rFonts w:ascii="Cambria" w:hAnsi="Cambria"/>
                 <w:b/>
                 <w:bCs/>
+                <w:color w:val="000000" w:themeColor="text1"/>
                 <w:sz w:val="23"/>
                 <w:szCs w:val="23"/>
               </w:rPr>
@@ -793,18 +1045,42 @@
                 <w:rFonts w:ascii="Cambria" w:hAnsi="Cambria"/>
                 <w:b/>
                 <w:bCs/>
-                <w:color w:val="FF0000"/>
-                <w:sz w:val="23"/>
-                <w:szCs w:val="23"/>
-              </w:rPr>
-              <w:t>nama pembimbing II</w:t>
-            </w:r>
-            <w:r>
-              <w:rPr>
-                <w:rFonts w:ascii="Cambria" w:hAnsi="Cambria"/>
-                <w:b/>
-                <w:bCs/>
-                <w:color w:val="FF0000"/>
+                <w:color w:val="000000" w:themeColor="text1"/>
+                <w:sz w:val="23"/>
+                <w:szCs w:val="23"/>
+              </w:rPr>
+              <w:t xml:space="preserve">nama </w:t>
+            </w:r>
+            <w:proofErr w:type="spellStart"/>
+            <w:r>
+              <w:rPr>
+                <w:rFonts w:ascii="Cambria" w:hAnsi="Cambria"/>
+                <w:b/>
+                <w:bCs/>
+                <w:color w:val="000000" w:themeColor="text1"/>
+                <w:sz w:val="23"/>
+                <w:szCs w:val="23"/>
+              </w:rPr>
+              <w:t>pembimbing</w:t>
+            </w:r>
+            <w:proofErr w:type="spellEnd"/>
+            <w:r>
+              <w:rPr>
+                <w:rFonts w:ascii="Cambria" w:hAnsi="Cambria"/>
+                <w:b/>
+                <w:bCs/>
+                <w:color w:val="000000" w:themeColor="text1"/>
+                <w:sz w:val="23"/>
+                <w:szCs w:val="23"/>
+              </w:rPr>
+              <w:t xml:space="preserve"> II</w:t>
+            </w:r>
+            <w:r>
+              <w:rPr>
+                <w:rFonts w:ascii="Cambria" w:hAnsi="Cambria"/>
+                <w:b/>
+                <w:bCs/>
+                <w:color w:val="000000" w:themeColor="text1"/>
                 <w:sz w:val="23"/>
                 <w:szCs w:val="23"/>
               </w:rPr>
@@ -836,15 +1112,17 @@
                 <w:rFonts w:ascii="Cambria" w:hAnsi="Cambria"/>
                 <w:b/>
                 <w:bCs/>
-                <w:sz w:val="23"/>
-                <w:szCs w:val="23"/>
-              </w:rPr>
-            </w:pPr>
-            <w:r>
-              <w:rPr>
-                <w:rFonts w:ascii="Cambria" w:hAnsi="Cambria"/>
-                <w:b/>
-                <w:bCs/>
+                <w:color w:val="000000" w:themeColor="text1"/>
+                <w:sz w:val="23"/>
+                <w:szCs w:val="23"/>
+              </w:rPr>
+            </w:pPr>
+            <w:r>
+              <w:rPr>
+                <w:rFonts w:ascii="Cambria" w:hAnsi="Cambria"/>
+                <w:b/>
+                <w:bCs/>
+                <w:color w:val="000000" w:themeColor="text1"/>
                 <w:sz w:val="23"/>
                 <w:szCs w:val="23"/>
               </w:rPr>
@@ -870,15 +1148,17 @@
                 <w:rFonts w:ascii="Cambria" w:hAnsi="Cambria"/>
                 <w:b/>
                 <w:bCs/>
-                <w:sz w:val="23"/>
-                <w:szCs w:val="23"/>
-              </w:rPr>
-            </w:pPr>
-            <w:r>
-              <w:rPr>
-                <w:rFonts w:ascii="Cambria" w:hAnsi="Cambria"/>
-                <w:b/>
-                <w:bCs/>
+                <w:color w:val="000000" w:themeColor="text1"/>
+                <w:sz w:val="23"/>
+                <w:szCs w:val="23"/>
+              </w:rPr>
+            </w:pPr>
+            <w:r>
+              <w:rPr>
+                <w:rFonts w:ascii="Cambria" w:hAnsi="Cambria"/>
+                <w:b/>
+                <w:bCs/>
+                <w:color w:val="000000" w:themeColor="text1"/>
                 <w:sz w:val="23"/>
                 <w:szCs w:val="23"/>
               </w:rPr>
@@ -889,43 +1169,71 @@
                 <w:rFonts w:ascii="Cambria" w:hAnsi="Cambria"/>
                 <w:b/>
                 <w:bCs/>
+                <w:color w:val="000000" w:themeColor="text1"/>
                 <w:sz w:val="23"/>
                 <w:szCs w:val="23"/>
                 <w:lang w:val="id-ID"/>
               </w:rPr>
-              <w:t xml:space="preserve"> </w:t>
-            </w:r>
-            <w:r>
-              <w:rPr>
-                <w:rFonts w:ascii="Cambria" w:hAnsi="Cambria"/>
-                <w:b/>
-                <w:bCs/>
-                <w:color w:val="FF0000"/>
-                <w:sz w:val="23"/>
-                <w:szCs w:val="23"/>
-                <w:lang w:val="id-ID"/>
-              </w:rPr>
-              <w:t>_______________</w:t>
-            </w:r>
-            <w:r>
-              <w:rPr>
-                <w:rFonts w:ascii="Cambria" w:hAnsi="Cambria"/>
-                <w:b/>
-                <w:bCs/>
-                <w:sz w:val="23"/>
-                <w:szCs w:val="23"/>
-              </w:rPr>
-              <w:t xml:space="preserve"> (jumlah total </w:t>
-            </w:r>
-            <w:r>
-              <w:rPr>
-                <w:rFonts w:ascii="Cambria" w:hAnsi="Cambria"/>
-                <w:b/>
-                <w:bCs/>
-                <w:sz w:val="23"/>
-                <w:szCs w:val="23"/>
-              </w:rPr>
-              <w:t>dibagi 5)</w:t>
+              <w:t xml:space="preserve"> _______________</w:t>
+            </w:r>
+            <w:r>
+              <w:rPr>
+                <w:rFonts w:ascii="Cambria" w:hAnsi="Cambria"/>
+                <w:b/>
+                <w:bCs/>
+                <w:color w:val="000000" w:themeColor="text1"/>
+                <w:sz w:val="23"/>
+                <w:szCs w:val="23"/>
+              </w:rPr>
+              <w:t xml:space="preserve"> (</w:t>
+            </w:r>
+            <w:proofErr w:type="spellStart"/>
+            <w:r>
+              <w:rPr>
+                <w:rFonts w:ascii="Cambria" w:hAnsi="Cambria"/>
+                <w:b/>
+                <w:bCs/>
+                <w:color w:val="000000" w:themeColor="text1"/>
+                <w:sz w:val="23"/>
+                <w:szCs w:val="23"/>
+              </w:rPr>
+              <w:t>jumlah</w:t>
+            </w:r>
+            <w:proofErr w:type="spellEnd"/>
+            <w:r>
+              <w:rPr>
+                <w:rFonts w:ascii="Cambria" w:hAnsi="Cambria"/>
+                <w:b/>
+                <w:bCs/>
+                <w:color w:val="000000" w:themeColor="text1"/>
+                <w:sz w:val="23"/>
+                <w:szCs w:val="23"/>
+              </w:rPr>
+              <w:t xml:space="preserve"> total </w:t>
+            </w:r>
+            <w:proofErr w:type="spellStart"/>
+            <w:r>
+              <w:rPr>
+                <w:rFonts w:ascii="Cambria" w:hAnsi="Cambria"/>
+                <w:b/>
+                <w:bCs/>
+                <w:color w:val="000000" w:themeColor="text1"/>
+                <w:sz w:val="23"/>
+                <w:szCs w:val="23"/>
+              </w:rPr>
+              <w:t>dibagi</w:t>
+            </w:r>
+            <w:proofErr w:type="spellEnd"/>
+            <w:r>
+              <w:rPr>
+                <w:rFonts w:ascii="Cambria" w:hAnsi="Cambria"/>
+                <w:b/>
+                <w:bCs/>
+                <w:color w:val="000000" w:themeColor="text1"/>
+                <w:sz w:val="23"/>
+                <w:szCs w:val="23"/>
+              </w:rPr>
+              <w:t xml:space="preserve"> 5)</w:t>
             </w:r>
           </w:p>
         </w:tc>
@@ -952,6 +1260,7 @@
                 <w:rFonts w:ascii="Cambria" w:hAnsi="Cambria"/>
                 <w:b/>
                 <w:i/>
+                <w:color w:val="000000" w:themeColor="text1"/>
                 <w:sz w:val="24"/>
                 <w:szCs w:val="24"/>
               </w:rPr>
@@ -977,6 +1286,7 @@
                 <w:rFonts w:ascii="Cambria" w:hAnsi="Cambria"/>
                 <w:b/>
                 <w:i/>
+                <w:color w:val="000000" w:themeColor="text1"/>
                 <w:sz w:val="24"/>
                 <w:szCs w:val="24"/>
               </w:rPr>
@@ -1007,6 +1317,7 @@
                 <w:rFonts w:ascii="Cambria" w:hAnsi="Cambria"/>
                 <w:b/>
                 <w:iCs/>
+                <w:color w:val="000000" w:themeColor="text1"/>
                 <w:sz w:val="24"/>
                 <w:szCs w:val="24"/>
               </w:rPr>
@@ -1016,6 +1327,7 @@
                 <w:rFonts w:ascii="Cambria" w:hAnsi="Cambria"/>
                 <w:b/>
                 <w:iCs/>
+                <w:color w:val="000000" w:themeColor="text1"/>
               </w:rPr>
               <w:t>No</w:t>
             </w:r>
@@ -1041,6 +1353,7 @@
                 <w:rFonts w:ascii="Cambria" w:hAnsi="Cambria"/>
                 <w:b/>
                 <w:iCs/>
+                <w:color w:val="000000" w:themeColor="text1"/>
                 <w:sz w:val="24"/>
                 <w:szCs w:val="24"/>
               </w:rPr>
@@ -1050,10 +1363,131 @@
                 <w:rFonts w:ascii="Cambria" w:hAnsi="Cambria"/>
                 <w:b/>
                 <w:iCs/>
+                <w:color w:val="000000" w:themeColor="text1"/>
                 <w:sz w:val="24"/>
                 <w:szCs w:val="24"/>
               </w:rPr>
-              <w:t>Detail Penilaian (lingkari yang sesuai, skor maksimum adalah 5)</w:t>
+              <w:t xml:space="preserve">Detail </w:t>
+            </w:r>
+            <w:proofErr w:type="spellStart"/>
+            <w:r>
+              <w:rPr>
+                <w:rFonts w:ascii="Cambria" w:hAnsi="Cambria"/>
+                <w:b/>
+                <w:iCs/>
+                <w:color w:val="000000" w:themeColor="text1"/>
+                <w:sz w:val="24"/>
+                <w:szCs w:val="24"/>
+              </w:rPr>
+              <w:t>Penilaian</w:t>
+            </w:r>
+            <w:proofErr w:type="spellEnd"/>
+            <w:r>
+              <w:rPr>
+                <w:rFonts w:ascii="Cambria" w:hAnsi="Cambria"/>
+                <w:b/>
+                <w:iCs/>
+                <w:color w:val="000000" w:themeColor="text1"/>
+                <w:sz w:val="24"/>
+                <w:szCs w:val="24"/>
+              </w:rPr>
+              <w:t xml:space="preserve"> (</w:t>
+            </w:r>
+            <w:proofErr w:type="spellStart"/>
+            <w:r>
+              <w:rPr>
+                <w:rFonts w:ascii="Cambria" w:hAnsi="Cambria"/>
+                <w:b/>
+                <w:iCs/>
+                <w:color w:val="000000" w:themeColor="text1"/>
+                <w:sz w:val="24"/>
+                <w:szCs w:val="24"/>
+              </w:rPr>
+              <w:t>lingkari</w:t>
+            </w:r>
+            <w:proofErr w:type="spellEnd"/>
+            <w:r>
+              <w:rPr>
+                <w:rFonts w:ascii="Cambria" w:hAnsi="Cambria"/>
+                <w:b/>
+                <w:iCs/>
+                <w:color w:val="000000" w:themeColor="text1"/>
+                <w:sz w:val="24"/>
+                <w:szCs w:val="24"/>
+              </w:rPr>
+              <w:t xml:space="preserve"> yang sesuai, </w:t>
+            </w:r>
+            <w:proofErr w:type="spellStart"/>
+            <w:r>
+              <w:rPr>
+                <w:rFonts w:ascii="Cambria" w:hAnsi="Cambria"/>
+                <w:b/>
+                <w:iCs/>
+                <w:color w:val="000000" w:themeColor="text1"/>
+                <w:sz w:val="24"/>
+                <w:szCs w:val="24"/>
+              </w:rPr>
+              <w:t>skor</w:t>
+            </w:r>
+            <w:proofErr w:type="spellEnd"/>
+            <w:r>
+              <w:rPr>
+                <w:rFonts w:ascii="Cambria" w:hAnsi="Cambria"/>
+                <w:b/>
+                <w:iCs/>
+                <w:color w:val="000000" w:themeColor="text1"/>
+                <w:sz w:val="24"/>
+                <w:szCs w:val="24"/>
+              </w:rPr>
+              <w:t xml:space="preserve"> </w:t>
+            </w:r>
+            <w:proofErr w:type="spellStart"/>
+            <w:r>
+              <w:rPr>
+                <w:rFonts w:ascii="Cambria" w:hAnsi="Cambria"/>
+                <w:b/>
+                <w:iCs/>
+                <w:color w:val="000000" w:themeColor="text1"/>
+                <w:sz w:val="24"/>
+                <w:szCs w:val="24"/>
+              </w:rPr>
+              <w:t>maksimum</w:t>
+            </w:r>
+            <w:proofErr w:type="spellEnd"/>
+            <w:r>
+              <w:rPr>
+                <w:rFonts w:ascii="Cambria" w:hAnsi="Cambria"/>
+                <w:b/>
+                <w:iCs/>
+                <w:color w:val="000000" w:themeColor="text1"/>
+                <w:sz w:val="24"/>
+                <w:szCs w:val="24"/>
+              </w:rPr>
+              <w:t xml:space="preserve"> </w:t>
+            </w:r>
+            <w:proofErr w:type="spellStart"/>
+            <w:r>
+              <w:rPr>
+                <w:rFonts w:ascii="Cambria" w:hAnsi="Cambria"/>
+                <w:b/>
+                <w:iCs/>
+                <w:color w:val="000000" w:themeColor="text1"/>
+                <w:sz w:val="24"/>
+                <w:szCs w:val="24"/>
+              </w:rPr>
+              <w:t>adalah</w:t>
+            </w:r>
+            <w:proofErr w:type="spellEnd"/>
+            <w:r>
+              <w:rPr>
+                <w:rFonts w:ascii="Cambria" w:hAnsi="Cambria"/>
+                <w:b/>
+                <w:iCs/>
+                <w:color w:val="000000" w:themeColor="text1"/>
+                <w:sz w:val="24"/>
+                <w:szCs w:val="24"/>
+              </w:rPr>
+              <w:t xml:space="preserve"> 5)</w:t>
             </w:r>
           </w:p>
         </w:tc>
@@ -1080,6 +1514,7 @@
               <w:rPr>
                 <w:rFonts w:ascii="Egyptienne F LT Std" w:hAnsi="Egyptienne F LT Std"/>
                 <w:b/>
+                <w:color w:val="000000" w:themeColor="text1"/>
                 <w:sz w:val="20"/>
                 <w:szCs w:val="20"/>
               </w:rPr>
@@ -1088,6 +1523,7 @@
               <w:rPr>
                 <w:rFonts w:ascii="Egyptienne F LT Std" w:hAnsi="Egyptienne F LT Std"/>
                 <w:b/>
+                <w:color w:val="000000" w:themeColor="text1"/>
                 <w:sz w:val="20"/>
                 <w:szCs w:val="20"/>
               </w:rPr>
@@ -1114,7 +1550,7 @@
               <w:rPr>
                 <w:rFonts w:ascii="Cambria" w:hAnsi="Cambria"/>
                 <w:b/>
-                <w:color w:val="FF0000"/>
+                <w:color w:val="000000" w:themeColor="text1"/>
                 <w:sz w:val="21"/>
                 <w:szCs w:val="21"/>
               </w:rPr>
@@ -1124,7 +1560,7 @@
                 <w:rFonts w:ascii="Cambria" w:hAnsi="Cambria"/>
                 <w:b/>
                 <w:bCs/>
-                <w:color w:val="FF0000"/>
+                <w:color w:val="000000" w:themeColor="text1"/>
                 <w:sz w:val="21"/>
                 <w:szCs w:val="21"/>
               </w:rPr>
@@ -1135,7 +1571,7 @@
                 <w:rFonts w:ascii="Cambria" w:hAnsi="Cambria"/>
                 <w:b/>
                 <w:bCs/>
-                <w:color w:val="FF0000"/>
+                <w:color w:val="000000" w:themeColor="text1"/>
                 <w:sz w:val="21"/>
                 <w:szCs w:val="21"/>
               </w:rPr>
@@ -1145,20 +1581,32 @@
               <w:rPr>
                 <w:rFonts w:ascii="Cambria" w:hAnsi="Cambria"/>
                 <w:b/>
-                <w:color w:val="FF0000"/>
+                <w:color w:val="000000" w:themeColor="text1"/>
                 <w:sz w:val="21"/>
                 <w:szCs w:val="21"/>
               </w:rPr>
-              <w:t>Nama penilaian</w:t>
-            </w:r>
-            <w:r>
-              <w:rPr>
-                <w:rFonts w:ascii="Cambria" w:hAnsi="Cambria"/>
-                <w:b/>
-                <w:color w:val="FF0000"/>
+              <w:t xml:space="preserve">Nama </w:t>
+            </w:r>
+            <w:proofErr w:type="spellStart"/>
+            <w:r>
+              <w:rPr>
+                <w:rFonts w:ascii="Cambria" w:hAnsi="Cambria"/>
+                <w:b/>
+                <w:color w:val="000000" w:themeColor="text1"/>
                 <w:sz w:val="21"/>
                 <w:szCs w:val="21"/>
               </w:rPr>
+              <w:t>penilaian</w:t>
+            </w:r>
+            <w:proofErr w:type="spellEnd"/>
+            <w:r>
+              <w:rPr>
+                <w:rFonts w:ascii="Cambria" w:hAnsi="Cambria"/>
+                <w:b/>
+                <w:color w:val="000000" w:themeColor="text1"/>
+                <w:sz w:val="21"/>
+                <w:szCs w:val="21"/>
+              </w:rPr>
               <w:t>)</w:t>
             </w:r>
           </w:p>
@@ -1167,15 +1615,15 @@
               <w:spacing w:after="0" w:line="240" w:lineRule="auto"/>
               <w:rPr>
                 <w:rFonts w:ascii="Cambria" w:hAnsi="Cambria"/>
-                <w:color w:val="FF0000"/>
-                <w:sz w:val="18"/>
-                <w:szCs w:val="20"/>
-              </w:rPr>
-            </w:pPr>
-            <w:r>
-              <w:rPr>
-                <w:rFonts w:ascii="Cambria" w:hAnsi="Cambria"/>
-                <w:color w:val="FF0000"/>
+                <w:color w:val="000000" w:themeColor="text1"/>
+                <w:sz w:val="18"/>
+                <w:szCs w:val="20"/>
+              </w:rPr>
+            </w:pPr>
+            <w:r>
+              <w:rPr>
+                <w:rFonts w:ascii="Cambria" w:hAnsi="Cambria"/>
+                <w:color w:val="000000" w:themeColor="text1"/>
                 <w:sz w:val="18"/>
                 <w:szCs w:val="20"/>
               </w:rPr>
@@ -1184,25 +1632,27 @@
             <w:r>
               <w:rPr>
                 <w:rFonts w:ascii="Cambria" w:hAnsi="Cambria"/>
-                <w:color w:val="FF0000"/>
+                <w:color w:val="000000" w:themeColor="text1"/>
                 <w:sz w:val="18"/>
                 <w:szCs w:val="20"/>
               </w:rPr>
               <w:t>(</w:t>
             </w:r>
-            <w:r>
-              <w:rPr>
-                <w:rFonts w:ascii="Cambria" w:hAnsi="Cambria"/>
-                <w:color w:val="FF0000"/>
+            <w:proofErr w:type="spellStart"/>
+            <w:r>
+              <w:rPr>
+                <w:rFonts w:ascii="Cambria" w:hAnsi="Cambria"/>
+                <w:color w:val="000000" w:themeColor="text1"/>
                 <w:sz w:val="18"/>
                 <w:szCs w:val="20"/>
               </w:rPr>
               <w:t>Keterangan</w:t>
             </w:r>
-            <w:r>
-              <w:rPr>
-                <w:rFonts w:ascii="Cambria" w:hAnsi="Cambria"/>
-                <w:color w:val="FF0000"/>
+            <w:proofErr w:type="spellEnd"/>
+            <w:r>
+              <w:rPr>
+                <w:rFonts w:ascii="Cambria" w:hAnsi="Cambria"/>
+                <w:color w:val="000000" w:themeColor="text1"/>
                 <w:sz w:val="18"/>
                 <w:szCs w:val="20"/>
               </w:rPr>
@@ -1214,14 +1664,15 @@
               <w:spacing w:after="0" w:line="240" w:lineRule="auto"/>
               <w:rPr>
                 <w:rFonts w:ascii="Egyptienne F LT Std" w:hAnsi="Egyptienne F LT Std"/>
-                <w:sz w:val="18"/>
-                <w:szCs w:val="20"/>
-              </w:rPr>
-            </w:pPr>
-            <w:r>
-              <w:rPr>
-                <w:rFonts w:ascii="Cambria" w:hAnsi="Cambria"/>
-                <w:color w:val="FF0000"/>
+                <w:color w:val="000000" w:themeColor="text1"/>
+                <w:sz w:val="18"/>
+                <w:szCs w:val="20"/>
+              </w:rPr>
+            </w:pPr>
+            <w:r>
+              <w:rPr>
+                <w:rFonts w:ascii="Cambria" w:hAnsi="Cambria"/>
+                <w:color w:val="000000" w:themeColor="text1"/>
                 <w:sz w:val="18"/>
                 <w:szCs w:val="20"/>
               </w:rPr>
@@ -1230,16 +1681,17 @@
             <w:r>
               <w:rPr>
                 <w:rFonts w:ascii="Cambria" w:hAnsi="Cambria"/>
-                <w:color w:val="FF0000"/>
+                <w:color w:val="000000" w:themeColor="text1"/>
                 <w:sz w:val="18"/>
                 <w:szCs w:val="20"/>
               </w:rPr>
               <w:t>(</w:t>
             </w:r>
-            <w:r>
-              <w:rPr>
-                <w:rFonts w:ascii="Cambria" w:hAnsi="Cambria"/>
-                <w:color w:val="FF0000"/>
+            <w:proofErr w:type="spellStart"/>
+            <w:r>
+              <w:rPr>
+                <w:rFonts w:ascii="Cambria" w:hAnsi="Cambria"/>
+                <w:color w:val="000000" w:themeColor="text1"/>
                 <w:sz w:val="18"/>
                 <w:szCs w:val="20"/>
               </w:rPr>
@@ -1248,16 +1700,17 @@
             <w:r>
               <w:rPr>
                 <w:rFonts w:ascii="Cambria" w:hAnsi="Cambria"/>
-                <w:color w:val="FF0000"/>
+                <w:color w:val="000000" w:themeColor="text1"/>
                 <w:sz w:val="18"/>
                 <w:szCs w:val="20"/>
               </w:rPr>
               <w:t>atatan</w:t>
             </w:r>
-            <w:r>
-              <w:rPr>
-                <w:rFonts w:ascii="Cambria" w:hAnsi="Cambria"/>
-                <w:color w:val="FF0000"/>
+            <w:proofErr w:type="spellEnd"/>
+            <w:r>
+              <w:rPr>
+                <w:rFonts w:ascii="Cambria" w:hAnsi="Cambria"/>
+                <w:color w:val="000000" w:themeColor="text1"/>
                 <w:sz w:val="18"/>
                 <w:szCs w:val="20"/>
               </w:rPr>
@@ -1284,6 +1737,7 @@
               <w:rPr>
                 <w:rFonts w:ascii="Cambria" w:hAnsi="Cambria"/>
                 <w:b/>
+                <w:color w:val="000000" w:themeColor="text1"/>
                 <w:sz w:val="24"/>
                 <w:szCs w:val="24"/>
               </w:rPr>
@@ -1292,7 +1746,7 @@
               <w:rPr>
                 <w:rFonts w:ascii="Cambria" w:hAnsi="Cambria"/>
                 <w:b/>
-                <w:color w:val="FF0000"/>
+                <w:color w:val="000000" w:themeColor="text1"/>
                 <w:sz w:val="24"/>
                 <w:szCs w:val="24"/>
               </w:rPr>
@@ -1302,37 +1756,27 @@
               <w:rPr>
                 <w:rFonts w:ascii="Cambria" w:hAnsi="Cambria"/>
                 <w:b/>
-                <w:color w:val="FF0000"/>
+                <w:color w:val="000000" w:themeColor="text1"/>
                 <w:sz w:val="24"/>
                 <w:szCs w:val="24"/>
               </w:rPr>
-              <w:t>(</w:t>
-            </w:r>
-            <w:r>
-              <w:rPr>
-                <w:rFonts w:ascii="Cambria" w:hAnsi="Cambria"/>
-                <w:b/>
-                <w:color w:val="FF0000"/>
+              <w:t>(N</w:t>
+            </w:r>
+            <w:r>
+              <w:rPr>
+                <w:rFonts w:ascii="Cambria" w:hAnsi="Cambria"/>
+                <w:b/>
+                <w:color w:val="000000" w:themeColor="text1"/>
                 <w:sz w:val="24"/>
                 <w:szCs w:val="24"/>
               </w:rPr>
-              <w:t>N</w:t>
-            </w:r>
-            <w:r>
-              <w:rPr>
-                <w:rFonts w:ascii="Cambria" w:hAnsi="Cambria"/>
-                <w:b/>
-                <w:color w:val="FF0000"/>
-                <w:sz w:val="24"/>
-                <w:szCs w:val="24"/>
-              </w:rPr>
               <w:t>ilai</w:t>
             </w:r>
             <w:r>
               <w:rPr>
                 <w:rFonts w:ascii="Cambria" w:hAnsi="Cambria"/>
                 <w:b/>
-                <w:color w:val="FF0000"/>
+                <w:color w:val="000000" w:themeColor="text1"/>
                 <w:sz w:val="24"/>
                 <w:szCs w:val="24"/>
               </w:rPr>
@@ -1363,13 +1807,15 @@
               <w:rPr>
                 <w:rFonts w:ascii="Cambria" w:hAnsi="Cambria"/>
                 <w:b/>
-                <w:szCs w:val="24"/>
-              </w:rPr>
-            </w:pPr>
-            <w:r>
-              <w:rPr>
-                <w:rFonts w:ascii="Cambria" w:hAnsi="Cambria"/>
-                <w:b/>
+                <w:color w:val="000000" w:themeColor="text1"/>
+                <w:szCs w:val="24"/>
+              </w:rPr>
+            </w:pPr>
+            <w:r>
+              <w:rPr>
+                <w:rFonts w:ascii="Cambria" w:hAnsi="Cambria"/>
+                <w:b/>
+                <w:color w:val="000000" w:themeColor="text1"/>
                 <w:szCs w:val="24"/>
               </w:rPr>
               <w:t>2</w:t>
@@ -1395,7 +1841,7 @@
               <w:rPr>
                 <w:rFonts w:ascii="Cambria" w:hAnsi="Cambria"/>
                 <w:b/>
-                <w:color w:val="FF0000"/>
+                <w:color w:val="000000" w:themeColor="text1"/>
                 <w:sz w:val="21"/>
                 <w:szCs w:val="21"/>
               </w:rPr>
@@ -1404,7 +1850,7 @@
               <w:rPr>
                 <w:rFonts w:ascii="Cambria" w:hAnsi="Cambria"/>
                 <w:b/>
-                <w:color w:val="FF0000"/>
+                <w:color w:val="000000" w:themeColor="text1"/>
                 <w:sz w:val="21"/>
                 <w:szCs w:val="21"/>
               </w:rPr>
@@ -1414,7 +1860,7 @@
               <w:rPr>
                 <w:rFonts w:ascii="Cambria" w:hAnsi="Cambria"/>
                 <w:b/>
-                <w:color w:val="FF0000"/>
+                <w:color w:val="000000" w:themeColor="text1"/>
                 <w:sz w:val="21"/>
                 <w:szCs w:val="21"/>
               </w:rPr>
@@ -1424,27 +1870,49 @@
               <w:rPr>
                 <w:rFonts w:ascii="Cambria" w:hAnsi="Cambria"/>
                 <w:b/>
-                <w:color w:val="FF0000"/>
+                <w:color w:val="000000" w:themeColor="text1"/>
                 <w:sz w:val="21"/>
                 <w:szCs w:val="21"/>
               </w:rPr>
-              <w:t>Nama penilaian</w:t>
-            </w:r>
-          </w:p>
-          <w:p>
-            <w:pPr>
-              <w:spacing w:after="0" w:line="240" w:lineRule="auto"/>
-              <w:rPr>
-                <w:rFonts w:ascii="Cambria" w:hAnsi="Cambria"/>
-                <w:color w:val="FF0000"/>
-                <w:sz w:val="18"/>
-                <w:szCs w:val="20"/>
-              </w:rPr>
-            </w:pPr>
-            <w:r>
-              <w:rPr>
-                <w:rFonts w:ascii="Cambria" w:hAnsi="Cambria"/>
-                <w:color w:val="FF0000"/>
+              <w:t xml:space="preserve">Nama </w:t>
+            </w:r>
+            <w:proofErr w:type="spellStart"/>
+            <w:r>
+              <w:rPr>
+                <w:rFonts w:ascii="Cambria" w:hAnsi="Cambria"/>
+                <w:b/>
+                <w:color w:val="000000" w:themeColor="text1"/>
+                <w:sz w:val="21"/>
+                <w:szCs w:val="21"/>
+              </w:rPr>
+              <w:t>penilaian</w:t>
+            </w:r>
+            <w:proofErr w:type="spellEnd"/>
+            <w:r>
+              <w:rPr>
+                <w:rFonts w:ascii="Cambria" w:hAnsi="Cambria"/>
+                <w:b/>
+                <w:color w:val="000000" w:themeColor="text1"/>
+                <w:sz w:val="21"/>
+                <w:szCs w:val="21"/>
+              </w:rPr>
+              <w:t>)</w:t>
+            </w:r>
+          </w:p>
+          <w:p>
+            <w:pPr>
+              <w:spacing w:after="0" w:line="240" w:lineRule="auto"/>
+              <w:rPr>
+                <w:rFonts w:ascii="Cambria" w:hAnsi="Cambria"/>
+                <w:color w:val="000000" w:themeColor="text1"/>
+                <w:sz w:val="18"/>
+                <w:szCs w:val="20"/>
+              </w:rPr>
+            </w:pPr>
+            <w:r>
+              <w:rPr>
+                <w:rFonts w:ascii="Cambria" w:hAnsi="Cambria"/>
+                <w:color w:val="000000" w:themeColor="text1"/>
                 <w:sz w:val="18"/>
                 <w:szCs w:val="20"/>
               </w:rPr>
@@ -1453,25 +1921,27 @@
             <w:r>
               <w:rPr>
                 <w:rFonts w:ascii="Cambria" w:hAnsi="Cambria"/>
-                <w:color w:val="FF0000"/>
+                <w:color w:val="000000" w:themeColor="text1"/>
                 <w:sz w:val="18"/>
                 <w:szCs w:val="20"/>
               </w:rPr>
               <w:t>(</w:t>
             </w:r>
-            <w:r>
-              <w:rPr>
-                <w:rFonts w:ascii="Cambria" w:hAnsi="Cambria"/>
-                <w:color w:val="FF0000"/>
+            <w:proofErr w:type="spellStart"/>
+            <w:r>
+              <w:rPr>
+                <w:rFonts w:ascii="Cambria" w:hAnsi="Cambria"/>
+                <w:color w:val="000000" w:themeColor="text1"/>
                 <w:sz w:val="18"/>
                 <w:szCs w:val="20"/>
               </w:rPr>
               <w:t>Keterangan</w:t>
             </w:r>
-            <w:r>
-              <w:rPr>
-                <w:rFonts w:ascii="Cambria" w:hAnsi="Cambria"/>
-                <w:color w:val="FF0000"/>
+            <w:proofErr w:type="spellEnd"/>
+            <w:r>
+              <w:rPr>
+                <w:rFonts w:ascii="Cambria" w:hAnsi="Cambria"/>
+                <w:color w:val="000000" w:themeColor="text1"/>
                 <w:sz w:val="18"/>
                 <w:szCs w:val="20"/>
               </w:rPr>
@@ -1484,13 +1954,14 @@
               <w:rPr>
                 <w:rFonts w:ascii="Cambria" w:hAnsi="Cambria"/>
                 <w:b/>
-                <w:szCs w:val="24"/>
-              </w:rPr>
-            </w:pPr>
-            <w:r>
-              <w:rPr>
-                <w:rFonts w:ascii="Cambria" w:hAnsi="Cambria"/>
-                <w:color w:val="FF0000"/>
+                <w:color w:val="000000" w:themeColor="text1"/>
+                <w:szCs w:val="24"/>
+              </w:rPr>
+            </w:pPr>
+            <w:r>
+              <w:rPr>
+                <w:rFonts w:ascii="Cambria" w:hAnsi="Cambria"/>
+                <w:color w:val="000000" w:themeColor="text1"/>
                 <w:sz w:val="18"/>
                 <w:szCs w:val="20"/>
               </w:rPr>
@@ -1499,16 +1970,17 @@
             <w:r>
               <w:rPr>
                 <w:rFonts w:ascii="Cambria" w:hAnsi="Cambria"/>
-                <w:color w:val="FF0000"/>
+                <w:color w:val="000000" w:themeColor="text1"/>
                 <w:sz w:val="18"/>
                 <w:szCs w:val="20"/>
               </w:rPr>
               <w:t>(</w:t>
             </w:r>
-            <w:r>
-              <w:rPr>
-                <w:rFonts w:ascii="Cambria" w:hAnsi="Cambria"/>
-                <w:color w:val="FF0000"/>
+            <w:proofErr w:type="spellStart"/>
+            <w:r>
+              <w:rPr>
+                <w:rFonts w:ascii="Cambria" w:hAnsi="Cambria"/>
+                <w:color w:val="000000" w:themeColor="text1"/>
                 <w:sz w:val="18"/>
                 <w:szCs w:val="20"/>
               </w:rPr>
@@ -1517,20 +1989,21 @@
             <w:r>
               <w:rPr>
                 <w:rFonts w:ascii="Cambria" w:hAnsi="Cambria"/>
-                <w:color w:val="FF0000"/>
+                <w:color w:val="000000" w:themeColor="text1"/>
                 <w:sz w:val="18"/>
                 <w:szCs w:val="20"/>
               </w:rPr>
               <w:t>atatan</w:t>
             </w:r>
-            <w:r>
-              <w:rPr>
-                <w:rFonts w:ascii="Cambria" w:hAnsi="Cambria"/>
-                <w:color w:val="FF0000"/>
-                <w:sz w:val="18"/>
-                <w:szCs w:val="20"/>
-              </w:rPr>
-              <w:t>(</w:t>
+            <w:proofErr w:type="spellEnd"/>
+            <w:r>
+              <w:rPr>
+                <w:rFonts w:ascii="Cambria" w:hAnsi="Cambria"/>
+                <w:color w:val="000000" w:themeColor="text1"/>
+                <w:sz w:val="18"/>
+                <w:szCs w:val="20"/>
+              </w:rPr>
+              <w:t>)</w:t>
             </w:r>
           </w:p>
         </w:tc>
@@ -1554,6 +2027,7 @@
               <w:rPr>
                 <w:rFonts w:ascii="Cambria" w:hAnsi="Cambria"/>
                 <w:b/>
+                <w:color w:val="000000" w:themeColor="text1"/>
                 <w:sz w:val="24"/>
                 <w:szCs w:val="24"/>
               </w:rPr>
@@ -1562,7 +2036,7 @@
               <w:rPr>
                 <w:rFonts w:ascii="Cambria" w:hAnsi="Cambria"/>
                 <w:b/>
-                <w:color w:val="FF0000"/>
+                <w:color w:val="000000" w:themeColor="text1"/>
                 <w:sz w:val="24"/>
                 <w:szCs w:val="24"/>
               </w:rPr>
@@ -1572,27 +2046,29 @@
               <w:rPr>
                 <w:rFonts w:ascii="Cambria" w:hAnsi="Cambria"/>
                 <w:b/>
-                <w:color w:val="FF0000"/>
+                <w:color w:val="000000" w:themeColor="text1"/>
                 <w:sz w:val="24"/>
                 <w:szCs w:val="24"/>
               </w:rPr>
               <w:t>(</w:t>
             </w:r>
-            <w:r>
-              <w:rPr>
-                <w:rFonts w:ascii="Cambria" w:hAnsi="Cambria"/>
-                <w:b/>
-                <w:color w:val="FF0000"/>
+            <w:proofErr w:type="spellStart"/>
+            <w:r>
+              <w:rPr>
+                <w:rFonts w:ascii="Cambria" w:hAnsi="Cambria"/>
+                <w:b/>
+                <w:color w:val="000000" w:themeColor="text1"/>
                 <w:sz w:val="24"/>
                 <w:szCs w:val="24"/>
               </w:rPr>
               <w:t>nilai</w:t>
             </w:r>
-            <w:r>
-              <w:rPr>
-                <w:rFonts w:ascii="Cambria" w:hAnsi="Cambria"/>
-                <w:b/>
-                <w:color w:val="FF0000"/>
+            <w:proofErr w:type="spellEnd"/>
+            <w:r>
+              <w:rPr>
+                <w:rFonts w:ascii="Cambria" w:hAnsi="Cambria"/>
+                <w:b/>
+                <w:color w:val="000000" w:themeColor="text1"/>
                 <w:sz w:val="24"/>
                 <w:szCs w:val="24"/>
               </w:rPr>
@@ -1623,13 +2099,15 @@
               <w:rPr>
                 <w:rFonts w:ascii="Cambria" w:hAnsi="Cambria"/>
                 <w:b/>
-                <w:szCs w:val="24"/>
-              </w:rPr>
-            </w:pPr>
-            <w:r>
-              <w:rPr>
-                <w:rFonts w:ascii="Cambria" w:hAnsi="Cambria"/>
-                <w:b/>
+                <w:color w:val="000000" w:themeColor="text1"/>
+                <w:szCs w:val="24"/>
+              </w:rPr>
+            </w:pPr>
+            <w:r>
+              <w:rPr>
+                <w:rFonts w:ascii="Cambria" w:hAnsi="Cambria"/>
+                <w:b/>
+                <w:color w:val="000000" w:themeColor="text1"/>
                 <w:szCs w:val="24"/>
               </w:rPr>
               <w:t>3</w:t>
@@ -1654,7 +2132,7 @@
               <w:rPr>
                 <w:rFonts w:ascii="Cambria" w:hAnsi="Cambria"/>
                 <w:b/>
-                <w:color w:val="FF0000"/>
+                <w:color w:val="000000" w:themeColor="text1"/>
                 <w:sz w:val="21"/>
                 <w:szCs w:val="21"/>
               </w:rPr>
@@ -1663,7 +2141,7 @@
               <w:rPr>
                 <w:rFonts w:ascii="Cambria" w:hAnsi="Cambria"/>
                 <w:b/>
-                <w:color w:val="FF0000"/>
+                <w:color w:val="000000" w:themeColor="text1"/>
                 <w:sz w:val="21"/>
                 <w:szCs w:val="21"/>
               </w:rPr>
@@ -1673,7 +2151,7 @@
               <w:rPr>
                 <w:rFonts w:ascii="Cambria" w:hAnsi="Cambria"/>
                 <w:b/>
-                <w:color w:val="FF0000"/>
+                <w:color w:val="000000" w:themeColor="text1"/>
                 <w:sz w:val="21"/>
                 <w:szCs w:val="21"/>
               </w:rPr>
@@ -1683,20 +2161,32 @@
               <w:rPr>
                 <w:rFonts w:ascii="Cambria" w:hAnsi="Cambria"/>
                 <w:b/>
-                <w:color w:val="FF0000"/>
+                <w:color w:val="000000" w:themeColor="text1"/>
                 <w:sz w:val="21"/>
                 <w:szCs w:val="21"/>
               </w:rPr>
-              <w:t>Nama penilaian</w:t>
-            </w:r>
-            <w:r>
-              <w:rPr>
-                <w:rFonts w:ascii="Cambria" w:hAnsi="Cambria"/>
-                <w:b/>
-                <w:color w:val="FF0000"/>
+              <w:t xml:space="preserve">Nama </w:t>
+            </w:r>
+            <w:proofErr w:type="spellStart"/>
+            <w:r>
+              <w:rPr>
+                <w:rFonts w:ascii="Cambria" w:hAnsi="Cambria"/>
+                <w:b/>
+                <w:color w:val="000000" w:themeColor="text1"/>
                 <w:sz w:val="21"/>
                 <w:szCs w:val="21"/>
               </w:rPr>
+              <w:t>penilaian</w:t>
+            </w:r>
+            <w:proofErr w:type="spellEnd"/>
+            <w:r>
+              <w:rPr>
+                <w:rFonts w:ascii="Cambria" w:hAnsi="Cambria"/>
+                <w:b/>
+                <w:color w:val="000000" w:themeColor="text1"/>
+                <w:sz w:val="21"/>
+                <w:szCs w:val="21"/>
+              </w:rPr>
               <w:t>)</w:t>
             </w:r>
           </w:p>
@@ -1705,15 +2195,15 @@
               <w:spacing w:after="0" w:line="240" w:lineRule="auto"/>
               <w:rPr>
                 <w:rFonts w:ascii="Cambria" w:hAnsi="Cambria"/>
-                <w:color w:val="FF0000"/>
-                <w:sz w:val="18"/>
-                <w:szCs w:val="20"/>
-              </w:rPr>
-            </w:pPr>
-            <w:r>
-              <w:rPr>
-                <w:rFonts w:ascii="Cambria" w:hAnsi="Cambria"/>
-                <w:color w:val="FF0000"/>
+                <w:color w:val="000000" w:themeColor="text1"/>
+                <w:sz w:val="18"/>
+                <w:szCs w:val="20"/>
+              </w:rPr>
+            </w:pPr>
+            <w:r>
+              <w:rPr>
+                <w:rFonts w:ascii="Cambria" w:hAnsi="Cambria"/>
+                <w:color w:val="000000" w:themeColor="text1"/>
                 <w:sz w:val="18"/>
                 <w:szCs w:val="20"/>
               </w:rPr>
@@ -1722,25 +2212,27 @@
             <w:r>
               <w:rPr>
                 <w:rFonts w:ascii="Cambria" w:hAnsi="Cambria"/>
-                <w:color w:val="FF0000"/>
+                <w:color w:val="000000" w:themeColor="text1"/>
                 <w:sz w:val="18"/>
                 <w:szCs w:val="20"/>
               </w:rPr>
               <w:t>(</w:t>
             </w:r>
-            <w:r>
-              <w:rPr>
-                <w:rFonts w:ascii="Cambria" w:hAnsi="Cambria"/>
-                <w:color w:val="FF0000"/>
+            <w:proofErr w:type="spellStart"/>
+            <w:r>
+              <w:rPr>
+                <w:rFonts w:ascii="Cambria" w:hAnsi="Cambria"/>
+                <w:color w:val="000000" w:themeColor="text1"/>
                 <w:sz w:val="18"/>
                 <w:szCs w:val="20"/>
               </w:rPr>
               <w:t>Keterangan</w:t>
             </w:r>
-            <w:r>
-              <w:rPr>
-                <w:rFonts w:ascii="Cambria" w:hAnsi="Cambria"/>
-                <w:color w:val="FF0000"/>
+            <w:proofErr w:type="spellEnd"/>
+            <w:r>
+              <w:rPr>
+                <w:rFonts w:ascii="Cambria" w:hAnsi="Cambria"/>
+                <w:color w:val="000000" w:themeColor="text1"/>
                 <w:sz w:val="18"/>
                 <w:szCs w:val="20"/>
               </w:rPr>
@@ -1752,13 +2244,14 @@
               <w:spacing w:after="0" w:line="240" w:lineRule="auto"/>
               <w:rPr>
                 <w:rFonts w:ascii="Cambria" w:hAnsi="Cambria"/>
-                <w:szCs w:val="24"/>
-              </w:rPr>
-            </w:pPr>
-            <w:r>
-              <w:rPr>
-                <w:rFonts w:ascii="Cambria" w:hAnsi="Cambria"/>
-                <w:color w:val="FF0000"/>
+                <w:color w:val="000000" w:themeColor="text1"/>
+                <w:szCs w:val="24"/>
+              </w:rPr>
+            </w:pPr>
+            <w:r>
+              <w:rPr>
+                <w:rFonts w:ascii="Cambria" w:hAnsi="Cambria"/>
+                <w:color w:val="000000" w:themeColor="text1"/>
                 <w:sz w:val="18"/>
                 <w:szCs w:val="20"/>
               </w:rPr>
@@ -1767,16 +2260,17 @@
             <w:r>
               <w:rPr>
                 <w:rFonts w:ascii="Cambria" w:hAnsi="Cambria"/>
-                <w:color w:val="FF0000"/>
+                <w:color w:val="000000" w:themeColor="text1"/>
                 <w:sz w:val="18"/>
                 <w:szCs w:val="20"/>
               </w:rPr>
               <w:t>(</w:t>
             </w:r>
-            <w:r>
-              <w:rPr>
-                <w:rFonts w:ascii="Cambria" w:hAnsi="Cambria"/>
-                <w:color w:val="FF0000"/>
+            <w:proofErr w:type="spellStart"/>
+            <w:r>
+              <w:rPr>
+                <w:rFonts w:ascii="Cambria" w:hAnsi="Cambria"/>
+                <w:color w:val="000000" w:themeColor="text1"/>
                 <w:sz w:val="18"/>
                 <w:szCs w:val="20"/>
               </w:rPr>
@@ -1785,16 +2279,17 @@
             <w:r>
               <w:rPr>
                 <w:rFonts w:ascii="Cambria" w:hAnsi="Cambria"/>
-                <w:color w:val="FF0000"/>
+                <w:color w:val="000000" w:themeColor="text1"/>
                 <w:sz w:val="18"/>
                 <w:szCs w:val="20"/>
               </w:rPr>
               <w:t>atatan</w:t>
             </w:r>
-            <w:r>
-              <w:rPr>
-                <w:rFonts w:ascii="Cambria" w:hAnsi="Cambria"/>
-                <w:color w:val="FF0000"/>
+            <w:proofErr w:type="spellEnd"/>
+            <w:r>
+              <w:rPr>
+                <w:rFonts w:ascii="Cambria" w:hAnsi="Cambria"/>
+                <w:color w:val="000000" w:themeColor="text1"/>
                 <w:sz w:val="18"/>
                 <w:szCs w:val="20"/>
               </w:rPr>
@@ -1821,6 +2316,7 @@
               <w:rPr>
                 <w:rFonts w:ascii="Cambria" w:hAnsi="Cambria"/>
                 <w:b/>
+                <w:color w:val="000000" w:themeColor="text1"/>
                 <w:sz w:val="24"/>
                 <w:szCs w:val="24"/>
               </w:rPr>
@@ -1829,7 +2325,7 @@
               <w:rPr>
                 <w:rFonts w:ascii="Cambria" w:hAnsi="Cambria"/>
                 <w:b/>
-                <w:color w:val="FF0000"/>
+                <w:color w:val="000000" w:themeColor="text1"/>
                 <w:sz w:val="24"/>
                 <w:szCs w:val="24"/>
               </w:rPr>
@@ -1839,7 +2335,7 @@
               <w:rPr>
                 <w:rFonts w:ascii="Cambria" w:hAnsi="Cambria"/>
                 <w:b/>
-                <w:color w:val="FF0000"/>
+                <w:color w:val="000000" w:themeColor="text1"/>
                 <w:sz w:val="24"/>
                 <w:szCs w:val="24"/>
               </w:rPr>
@@ -1849,7 +2345,7 @@
               <w:rPr>
                 <w:rFonts w:ascii="Cambria" w:hAnsi="Cambria"/>
                 <w:b/>
-                <w:color w:val="FF0000"/>
+                <w:color w:val="000000" w:themeColor="text1"/>
                 <w:sz w:val="24"/>
                 <w:szCs w:val="24"/>
               </w:rPr>
@@ -1859,7 +2355,7 @@
               <w:rPr>
                 <w:rFonts w:ascii="Cambria" w:hAnsi="Cambria"/>
                 <w:b/>
-                <w:color w:val="FF0000"/>
+                <w:color w:val="000000" w:themeColor="text1"/>
                 <w:sz w:val="24"/>
                 <w:szCs w:val="24"/>
               </w:rPr>
@@ -1869,7 +2365,7 @@
               <w:rPr>
                 <w:rFonts w:ascii="Cambria" w:hAnsi="Cambria"/>
                 <w:b/>
-                <w:color w:val="FF0000"/>
+                <w:color w:val="000000" w:themeColor="text1"/>
                 <w:sz w:val="24"/>
                 <w:szCs w:val="24"/>
               </w:rPr>
@@ -1900,13 +2396,15 @@
               <w:rPr>
                 <w:rFonts w:ascii="Cambria" w:hAnsi="Cambria"/>
                 <w:b/>
-                <w:szCs w:val="24"/>
-              </w:rPr>
-            </w:pPr>
-            <w:r>
-              <w:rPr>
-                <w:rFonts w:ascii="Cambria" w:hAnsi="Cambria"/>
-                <w:b/>
+                <w:color w:val="000000" w:themeColor="text1"/>
+                <w:szCs w:val="24"/>
+              </w:rPr>
+            </w:pPr>
+            <w:r>
+              <w:rPr>
+                <w:rFonts w:ascii="Cambria" w:hAnsi="Cambria"/>
+                <w:b/>
+                <w:color w:val="000000" w:themeColor="text1"/>
                 <w:szCs w:val="24"/>
               </w:rPr>
               <w:t>4</w:t>
@@ -1931,7 +2429,7 @@
               <w:rPr>
                 <w:rFonts w:ascii="Cambria" w:hAnsi="Cambria"/>
                 <w:b/>
-                <w:color w:val="FF0000"/>
+                <w:color w:val="000000" w:themeColor="text1"/>
                 <w:sz w:val="21"/>
                 <w:szCs w:val="21"/>
               </w:rPr>
@@ -1940,7 +2438,7 @@
               <w:rPr>
                 <w:rFonts w:ascii="Cambria" w:hAnsi="Cambria"/>
                 <w:b/>
-                <w:color w:val="FF0000"/>
+                <w:color w:val="000000" w:themeColor="text1"/>
                 <w:sz w:val="21"/>
                 <w:szCs w:val="21"/>
               </w:rPr>
@@ -1950,7 +2448,7 @@
               <w:rPr>
                 <w:rFonts w:ascii="Cambria" w:hAnsi="Cambria"/>
                 <w:b/>
-                <w:color w:val="FF0000"/>
+                <w:color w:val="000000" w:themeColor="text1"/>
                 <w:sz w:val="21"/>
                 <w:szCs w:val="21"/>
               </w:rPr>
@@ -1960,20 +2458,32 @@
               <w:rPr>
                 <w:rFonts w:ascii="Cambria" w:hAnsi="Cambria"/>
                 <w:b/>
-                <w:color w:val="FF0000"/>
+                <w:color w:val="000000" w:themeColor="text1"/>
                 <w:sz w:val="21"/>
                 <w:szCs w:val="21"/>
               </w:rPr>
-              <w:t>Nama penilaian</w:t>
-            </w:r>
-            <w:r>
-              <w:rPr>
-                <w:rFonts w:ascii="Cambria" w:hAnsi="Cambria"/>
-                <w:b/>
-                <w:color w:val="FF0000"/>
+              <w:t xml:space="preserve">Nama </w:t>
+            </w:r>
+            <w:proofErr w:type="spellStart"/>
+            <w:r>
+              <w:rPr>
+                <w:rFonts w:ascii="Cambria" w:hAnsi="Cambria"/>
+                <w:b/>
+                <w:color w:val="000000" w:themeColor="text1"/>
                 <w:sz w:val="21"/>
                 <w:szCs w:val="21"/>
               </w:rPr>
+              <w:t>penilaian</w:t>
+            </w:r>
+            <w:proofErr w:type="spellEnd"/>
+            <w:r>
+              <w:rPr>
+                <w:rFonts w:ascii="Cambria" w:hAnsi="Cambria"/>
+                <w:b/>
+                <w:color w:val="000000" w:themeColor="text1"/>
+                <w:sz w:val="21"/>
+                <w:szCs w:val="21"/>
+              </w:rPr>
               <w:t>)</w:t>
             </w:r>
           </w:p>
@@ -1982,15 +2492,15 @@
               <w:spacing w:after="0" w:line="240" w:lineRule="auto"/>
               <w:rPr>
                 <w:rFonts w:ascii="Cambria" w:hAnsi="Cambria"/>
-                <w:color w:val="FF0000"/>
-                <w:sz w:val="18"/>
-                <w:szCs w:val="20"/>
-              </w:rPr>
-            </w:pPr>
-            <w:r>
-              <w:rPr>
-                <w:rFonts w:ascii="Cambria" w:hAnsi="Cambria"/>
-                <w:color w:val="FF0000"/>
+                <w:color w:val="000000" w:themeColor="text1"/>
+                <w:sz w:val="18"/>
+                <w:szCs w:val="20"/>
+              </w:rPr>
+            </w:pPr>
+            <w:r>
+              <w:rPr>
+                <w:rFonts w:ascii="Cambria" w:hAnsi="Cambria"/>
+                <w:color w:val="000000" w:themeColor="text1"/>
                 <w:sz w:val="18"/>
                 <w:szCs w:val="20"/>
               </w:rPr>
@@ -1999,25 +2509,27 @@
             <w:r>
               <w:rPr>
                 <w:rFonts w:ascii="Cambria" w:hAnsi="Cambria"/>
-                <w:color w:val="FF0000"/>
+                <w:color w:val="000000" w:themeColor="text1"/>
                 <w:sz w:val="18"/>
                 <w:szCs w:val="20"/>
               </w:rPr>
               <w:t>(</w:t>
             </w:r>
-            <w:r>
-              <w:rPr>
-                <w:rFonts w:ascii="Cambria" w:hAnsi="Cambria"/>
-                <w:color w:val="FF0000"/>
+            <w:proofErr w:type="spellStart"/>
+            <w:r>
+              <w:rPr>
+                <w:rFonts w:ascii="Cambria" w:hAnsi="Cambria"/>
+                <w:color w:val="000000" w:themeColor="text1"/>
                 <w:sz w:val="18"/>
                 <w:szCs w:val="20"/>
               </w:rPr>
               <w:t>Keterangan</w:t>
             </w:r>
-            <w:r>
-              <w:rPr>
-                <w:rFonts w:ascii="Cambria" w:hAnsi="Cambria"/>
-                <w:color w:val="FF0000"/>
+            <w:proofErr w:type="spellEnd"/>
+            <w:r>
+              <w:rPr>
+                <w:rFonts w:ascii="Cambria" w:hAnsi="Cambria"/>
+                <w:color w:val="000000" w:themeColor="text1"/>
                 <w:sz w:val="18"/>
                 <w:szCs w:val="20"/>
               </w:rPr>
@@ -2030,13 +2542,14 @@
               <w:rPr>
                 <w:rFonts w:ascii="Cambria" w:hAnsi="Cambria"/>
                 <w:b/>
-                <w:szCs w:val="24"/>
-              </w:rPr>
-            </w:pPr>
-            <w:r>
-              <w:rPr>
-                <w:rFonts w:ascii="Cambria" w:hAnsi="Cambria"/>
-                <w:color w:val="FF0000"/>
+                <w:color w:val="000000" w:themeColor="text1"/>
+                <w:szCs w:val="24"/>
+              </w:rPr>
+            </w:pPr>
+            <w:r>
+              <w:rPr>
+                <w:rFonts w:ascii="Cambria" w:hAnsi="Cambria"/>
+                <w:color w:val="000000" w:themeColor="text1"/>
                 <w:sz w:val="18"/>
                 <w:szCs w:val="20"/>
               </w:rPr>
@@ -2045,16 +2558,17 @@
             <w:r>
               <w:rPr>
                 <w:rFonts w:ascii="Cambria" w:hAnsi="Cambria"/>
-                <w:color w:val="FF0000"/>
+                <w:color w:val="000000" w:themeColor="text1"/>
                 <w:sz w:val="18"/>
                 <w:szCs w:val="20"/>
               </w:rPr>
               <w:t>(</w:t>
             </w:r>
-            <w:r>
-              <w:rPr>
-                <w:rFonts w:ascii="Cambria" w:hAnsi="Cambria"/>
-                <w:color w:val="FF0000"/>
+            <w:proofErr w:type="spellStart"/>
+            <w:r>
+              <w:rPr>
+                <w:rFonts w:ascii="Cambria" w:hAnsi="Cambria"/>
+                <w:color w:val="000000" w:themeColor="text1"/>
                 <w:sz w:val="18"/>
                 <w:szCs w:val="20"/>
               </w:rPr>
@@ -2063,16 +2577,17 @@
             <w:r>
               <w:rPr>
                 <w:rFonts w:ascii="Cambria" w:hAnsi="Cambria"/>
-                <w:color w:val="FF0000"/>
+                <w:color w:val="000000" w:themeColor="text1"/>
                 <w:sz w:val="18"/>
                 <w:szCs w:val="20"/>
               </w:rPr>
               <w:t>atatan</w:t>
             </w:r>
-            <w:r>
-              <w:rPr>
-                <w:rFonts w:ascii="Cambria" w:hAnsi="Cambria"/>
-                <w:color w:val="FF0000"/>
+            <w:proofErr w:type="spellEnd"/>
+            <w:r>
+              <w:rPr>
+                <w:rFonts w:ascii="Cambria" w:hAnsi="Cambria"/>
+                <w:color w:val="000000" w:themeColor="text1"/>
                 <w:sz w:val="18"/>
                 <w:szCs w:val="20"/>
               </w:rPr>
@@ -2099,6 +2614,7 @@
               <w:rPr>
                 <w:rFonts w:ascii="Cambria" w:hAnsi="Cambria"/>
                 <w:b/>
+                <w:color w:val="000000" w:themeColor="text1"/>
                 <w:sz w:val="24"/>
                 <w:szCs w:val="24"/>
               </w:rPr>
@@ -2107,7 +2623,7 @@
               <w:rPr>
                 <w:rFonts w:ascii="Cambria" w:hAnsi="Cambria"/>
                 <w:b/>
-                <w:color w:val="FF0000"/>
+                <w:color w:val="000000" w:themeColor="text1"/>
                 <w:sz w:val="24"/>
                 <w:szCs w:val="24"/>
               </w:rPr>
@@ -2117,37 +2633,27 @@
               <w:rPr>
                 <w:rFonts w:ascii="Cambria" w:hAnsi="Cambria"/>
                 <w:b/>
-                <w:color w:val="FF0000"/>
+                <w:color w:val="000000" w:themeColor="text1"/>
                 <w:sz w:val="24"/>
                 <w:szCs w:val="24"/>
               </w:rPr>
-              <w:t>(</w:t>
-            </w:r>
-            <w:r>
-              <w:rPr>
-                <w:rFonts w:ascii="Cambria" w:hAnsi="Cambria"/>
-                <w:b/>
-                <w:color w:val="FF0000"/>
+              <w:t>(N</w:t>
+            </w:r>
+            <w:r>
+              <w:rPr>
+                <w:rFonts w:ascii="Cambria" w:hAnsi="Cambria"/>
+                <w:b/>
+                <w:color w:val="000000" w:themeColor="text1"/>
                 <w:sz w:val="24"/>
                 <w:szCs w:val="24"/>
               </w:rPr>
-              <w:t>N</w:t>
-            </w:r>
-            <w:r>
-              <w:rPr>
-                <w:rFonts w:ascii="Cambria" w:hAnsi="Cambria"/>
-                <w:b/>
-                <w:color w:val="FF0000"/>
-                <w:sz w:val="24"/>
-                <w:szCs w:val="24"/>
-              </w:rPr>
               <w:t>ilai</w:t>
             </w:r>
             <w:r>
               <w:rPr>
                 <w:rFonts w:ascii="Cambria" w:hAnsi="Cambria"/>
                 <w:b/>
-                <w:color w:val="FF0000"/>
+                <w:color w:val="000000" w:themeColor="text1"/>
                 <w:sz w:val="24"/>
                 <w:szCs w:val="24"/>
               </w:rPr>
@@ -2178,13 +2684,15 @@
               <w:rPr>
                 <w:rFonts w:ascii="Cambria" w:hAnsi="Cambria"/>
                 <w:b/>
-                <w:szCs w:val="24"/>
-              </w:rPr>
-            </w:pPr>
-            <w:r>
-              <w:rPr>
-                <w:rFonts w:ascii="Cambria" w:hAnsi="Cambria"/>
-                <w:b/>
+                <w:color w:val="000000" w:themeColor="text1"/>
+                <w:szCs w:val="24"/>
+              </w:rPr>
+            </w:pPr>
+            <w:r>
+              <w:rPr>
+                <w:rFonts w:ascii="Cambria" w:hAnsi="Cambria"/>
+                <w:b/>
+                <w:color w:val="000000" w:themeColor="text1"/>
                 <w:szCs w:val="24"/>
               </w:rPr>
               <w:t>5</w:t>
@@ -2210,7 +2718,7 @@
               <w:rPr>
                 <w:rFonts w:ascii="Cambria" w:hAnsi="Cambria"/>
                 <w:b/>
-                <w:color w:val="FF0000"/>
+                <w:color w:val="000000" w:themeColor="text1"/>
                 <w:sz w:val="21"/>
                 <w:szCs w:val="21"/>
               </w:rPr>
@@ -2219,7 +2727,7 @@
               <w:rPr>
                 <w:rFonts w:ascii="Cambria" w:hAnsi="Cambria"/>
                 <w:b/>
-                <w:color w:val="FF0000"/>
+                <w:color w:val="000000" w:themeColor="text1"/>
                 <w:sz w:val="21"/>
                 <w:szCs w:val="21"/>
               </w:rPr>
@@ -2229,7 +2737,7 @@
               <w:rPr>
                 <w:rFonts w:ascii="Cambria" w:hAnsi="Cambria"/>
                 <w:b/>
-                <w:color w:val="FF0000"/>
+                <w:color w:val="000000" w:themeColor="text1"/>
                 <w:sz w:val="21"/>
                 <w:szCs w:val="21"/>
               </w:rPr>
@@ -2239,20 +2747,32 @@
               <w:rPr>
                 <w:rFonts w:ascii="Cambria" w:hAnsi="Cambria"/>
                 <w:b/>
-                <w:color w:val="FF0000"/>
+                <w:color w:val="000000" w:themeColor="text1"/>
                 <w:sz w:val="21"/>
                 <w:szCs w:val="21"/>
               </w:rPr>
-              <w:t>Nama penilaian</w:t>
-            </w:r>
-            <w:r>
-              <w:rPr>
-                <w:rFonts w:ascii="Cambria" w:hAnsi="Cambria"/>
-                <w:b/>
-                <w:color w:val="FF0000"/>
+              <w:t xml:space="preserve">Nama </w:t>
+            </w:r>
+            <w:proofErr w:type="spellStart"/>
+            <w:r>
+              <w:rPr>
+                <w:rFonts w:ascii="Cambria" w:hAnsi="Cambria"/>
+                <w:b/>
+                <w:color w:val="000000" w:themeColor="text1"/>
                 <w:sz w:val="21"/>
                 <w:szCs w:val="21"/>
               </w:rPr>
+              <w:t>penilaian</w:t>
+            </w:r>
+            <w:proofErr w:type="spellEnd"/>
+            <w:r>
+              <w:rPr>
+                <w:rFonts w:ascii="Cambria" w:hAnsi="Cambria"/>
+                <w:b/>
+                <w:color w:val="000000" w:themeColor="text1"/>
+                <w:sz w:val="21"/>
+                <w:szCs w:val="21"/>
+              </w:rPr>
               <w:t>)</w:t>
             </w:r>
           </w:p>
@@ -2261,15 +2781,15 @@
               <w:spacing w:after="0" w:line="240" w:lineRule="auto"/>
               <w:rPr>
                 <w:rFonts w:ascii="Cambria" w:hAnsi="Cambria"/>
-                <w:color w:val="FF0000"/>
-                <w:sz w:val="18"/>
-                <w:szCs w:val="20"/>
-              </w:rPr>
-            </w:pPr>
-            <w:r>
-              <w:rPr>
-                <w:rFonts w:ascii="Cambria" w:hAnsi="Cambria"/>
-                <w:color w:val="FF0000"/>
+                <w:color w:val="000000" w:themeColor="text1"/>
+                <w:sz w:val="18"/>
+                <w:szCs w:val="20"/>
+              </w:rPr>
+            </w:pPr>
+            <w:r>
+              <w:rPr>
+                <w:rFonts w:ascii="Cambria" w:hAnsi="Cambria"/>
+                <w:color w:val="000000" w:themeColor="text1"/>
                 <w:sz w:val="18"/>
                 <w:szCs w:val="20"/>
               </w:rPr>
@@ -2278,25 +2798,27 @@
             <w:r>
               <w:rPr>
                 <w:rFonts w:ascii="Cambria" w:hAnsi="Cambria"/>
-                <w:color w:val="FF0000"/>
+                <w:color w:val="000000" w:themeColor="text1"/>
                 <w:sz w:val="18"/>
                 <w:szCs w:val="20"/>
               </w:rPr>
               <w:t>(</w:t>
             </w:r>
-            <w:r>
-              <w:rPr>
-                <w:rFonts w:ascii="Cambria" w:hAnsi="Cambria"/>
-                <w:color w:val="FF0000"/>
+            <w:proofErr w:type="spellStart"/>
+            <w:r>
+              <w:rPr>
+                <w:rFonts w:ascii="Cambria" w:hAnsi="Cambria"/>
+                <w:color w:val="000000" w:themeColor="text1"/>
                 <w:sz w:val="18"/>
                 <w:szCs w:val="20"/>
               </w:rPr>
               <w:t>Keterangan</w:t>
             </w:r>
-            <w:r>
-              <w:rPr>
-                <w:rFonts w:ascii="Cambria" w:hAnsi="Cambria"/>
-                <w:color w:val="FF0000"/>
+            <w:proofErr w:type="spellEnd"/>
+            <w:r>
+              <w:rPr>
+                <w:rFonts w:ascii="Cambria" w:hAnsi="Cambria"/>
+                <w:color w:val="000000" w:themeColor="text1"/>
                 <w:sz w:val="18"/>
                 <w:szCs w:val="20"/>
               </w:rPr>
@@ -2308,6 +2830,7 @@
               <w:spacing w:after="0" w:line="240" w:lineRule="auto"/>
               <w:rPr>
                 <w:rFonts w:ascii="Cambria" w:hAnsi="Cambria"/>
+                <w:color w:val="000000" w:themeColor="text1"/>
                 <w:sz w:val="18"/>
                 <w:szCs w:val="18"/>
               </w:rPr>
@@ -2315,7 +2838,7 @@
             <w:r>
               <w:rPr>
                 <w:rFonts w:ascii="Cambria" w:hAnsi="Cambria"/>
-                <w:color w:val="FF0000"/>
+                <w:color w:val="000000" w:themeColor="text1"/>
                 <w:sz w:val="18"/>
                 <w:szCs w:val="20"/>
               </w:rPr>
@@ -2324,16 +2847,17 @@
             <w:r>
               <w:rPr>
                 <w:rFonts w:ascii="Cambria" w:hAnsi="Cambria"/>
-                <w:color w:val="FF0000"/>
+                <w:color w:val="000000" w:themeColor="text1"/>
                 <w:sz w:val="18"/>
                 <w:szCs w:val="20"/>
               </w:rPr>
               <w:t>(</w:t>
             </w:r>
-            <w:r>
-              <w:rPr>
-                <w:rFonts w:ascii="Cambria" w:hAnsi="Cambria"/>
-                <w:color w:val="FF0000"/>
+            <w:proofErr w:type="spellStart"/>
+            <w:r>
+              <w:rPr>
+                <w:rFonts w:ascii="Cambria" w:hAnsi="Cambria"/>
+                <w:color w:val="000000" w:themeColor="text1"/>
                 <w:sz w:val="18"/>
                 <w:szCs w:val="20"/>
               </w:rPr>
@@ -2342,16 +2866,17 @@
             <w:r>
               <w:rPr>
                 <w:rFonts w:ascii="Cambria" w:hAnsi="Cambria"/>
-                <w:color w:val="FF0000"/>
+                <w:color w:val="000000" w:themeColor="text1"/>
                 <w:sz w:val="18"/>
                 <w:szCs w:val="20"/>
               </w:rPr>
               <w:t>atatan</w:t>
             </w:r>
-            <w:r>
-              <w:rPr>
-                <w:rFonts w:ascii="Cambria" w:hAnsi="Cambria"/>
-                <w:color w:val="FF0000"/>
+            <w:proofErr w:type="spellEnd"/>
+            <w:r>
+              <w:rPr>
+                <w:rFonts w:ascii="Cambria" w:hAnsi="Cambria"/>
+                <w:color w:val="000000" w:themeColor="text1"/>
                 <w:sz w:val="18"/>
                 <w:szCs w:val="20"/>
               </w:rPr>
@@ -2378,6 +2903,7 @@
               <w:rPr>
                 <w:rFonts w:ascii="Cambria" w:hAnsi="Cambria"/>
                 <w:b/>
+                <w:color w:val="000000" w:themeColor="text1"/>
                 <w:sz w:val="24"/>
                 <w:szCs w:val="24"/>
               </w:rPr>
@@ -2386,7 +2912,7 @@
               <w:rPr>
                 <w:rFonts w:ascii="Cambria" w:hAnsi="Cambria"/>
                 <w:b/>
-                <w:color w:val="FF0000"/>
+                <w:color w:val="000000" w:themeColor="text1"/>
                 <w:sz w:val="24"/>
                 <w:szCs w:val="24"/>
               </w:rPr>
@@ -2396,37 +2922,27 @@
               <w:rPr>
                 <w:rFonts w:ascii="Cambria" w:hAnsi="Cambria"/>
                 <w:b/>
-                <w:color w:val="FF0000"/>
+                <w:color w:val="000000" w:themeColor="text1"/>
                 <w:sz w:val="24"/>
                 <w:szCs w:val="24"/>
               </w:rPr>
-              <w:t>(</w:t>
-            </w:r>
-            <w:r>
-              <w:rPr>
-                <w:rFonts w:ascii="Cambria" w:hAnsi="Cambria"/>
-                <w:b/>
-                <w:color w:val="FF0000"/>
+              <w:t>(N</w:t>
+            </w:r>
+            <w:r>
+              <w:rPr>
+                <w:rFonts w:ascii="Cambria" w:hAnsi="Cambria"/>
+                <w:b/>
+                <w:color w:val="000000" w:themeColor="text1"/>
                 <w:sz w:val="24"/>
                 <w:szCs w:val="24"/>
               </w:rPr>
-              <w:t>N</w:t>
-            </w:r>
-            <w:r>
-              <w:rPr>
-                <w:rFonts w:ascii="Cambria" w:hAnsi="Cambria"/>
-                <w:b/>
-                <w:color w:val="FF0000"/>
-                <w:sz w:val="24"/>
-                <w:szCs w:val="24"/>
-              </w:rPr>
               <w:t>ilai</w:t>
             </w:r>
             <w:r>
               <w:rPr>
                 <w:rFonts w:ascii="Cambria" w:hAnsi="Cambria"/>
                 <w:b/>
-                <w:color w:val="FF0000"/>
+                <w:color w:val="000000" w:themeColor="text1"/>
                 <w:sz w:val="24"/>
                 <w:szCs w:val="24"/>
               </w:rPr>
@@ -2457,13 +2973,15 @@
               <w:rPr>
                 <w:rFonts w:ascii="Cambria" w:hAnsi="Cambria"/>
                 <w:b/>
-                <w:szCs w:val="24"/>
-              </w:rPr>
-            </w:pPr>
-            <w:r>
-              <w:rPr>
-                <w:rFonts w:ascii="Cambria" w:hAnsi="Cambria"/>
-                <w:b/>
+                <w:color w:val="000000" w:themeColor="text1"/>
+                <w:szCs w:val="24"/>
+              </w:rPr>
+            </w:pPr>
+            <w:r>
+              <w:rPr>
+                <w:rFonts w:ascii="Cambria" w:hAnsi="Cambria"/>
+                <w:b/>
+                <w:color w:val="000000" w:themeColor="text1"/>
                 <w:szCs w:val="24"/>
               </w:rPr>
               <w:t>6</w:t>
@@ -2488,7 +3006,7 @@
               <w:rPr>
                 <w:rFonts w:ascii="Cambria" w:hAnsi="Cambria"/>
                 <w:b/>
-                <w:color w:val="FF0000"/>
+                <w:color w:val="000000" w:themeColor="text1"/>
                 <w:sz w:val="21"/>
                 <w:szCs w:val="21"/>
               </w:rPr>
@@ -2497,7 +3015,7 @@
               <w:rPr>
                 <w:rFonts w:ascii="Cambria" w:hAnsi="Cambria"/>
                 <w:b/>
-                <w:color w:val="FF0000"/>
+                <w:color w:val="000000" w:themeColor="text1"/>
                 <w:sz w:val="21"/>
                 <w:szCs w:val="21"/>
               </w:rPr>
@@ -2507,7 +3025,7 @@
               <w:rPr>
                 <w:rFonts w:ascii="Cambria" w:hAnsi="Cambria"/>
                 <w:b/>
-                <w:color w:val="FF0000"/>
+                <w:color w:val="000000" w:themeColor="text1"/>
                 <w:sz w:val="21"/>
                 <w:szCs w:val="21"/>
               </w:rPr>
@@ -2517,20 +3035,32 @@
               <w:rPr>
                 <w:rFonts w:ascii="Cambria" w:hAnsi="Cambria"/>
                 <w:b/>
-                <w:color w:val="FF0000"/>
+                <w:color w:val="000000" w:themeColor="text1"/>
                 <w:sz w:val="21"/>
                 <w:szCs w:val="21"/>
               </w:rPr>
-              <w:t>Nama penilaian</w:t>
-            </w:r>
-            <w:r>
-              <w:rPr>
-                <w:rFonts w:ascii="Cambria" w:hAnsi="Cambria"/>
-                <w:b/>
-                <w:color w:val="FF0000"/>
+              <w:t xml:space="preserve">Nama </w:t>
+            </w:r>
+            <w:proofErr w:type="spellStart"/>
+            <w:r>
+              <w:rPr>
+                <w:rFonts w:ascii="Cambria" w:hAnsi="Cambria"/>
+                <w:b/>
+                <w:color w:val="000000" w:themeColor="text1"/>
                 <w:sz w:val="21"/>
                 <w:szCs w:val="21"/>
               </w:rPr>
+              <w:t>penilaian</w:t>
+            </w:r>
+            <w:proofErr w:type="spellEnd"/>
+            <w:r>
+              <w:rPr>
+                <w:rFonts w:ascii="Cambria" w:hAnsi="Cambria"/>
+                <w:b/>
+                <w:color w:val="000000" w:themeColor="text1"/>
+                <w:sz w:val="21"/>
+                <w:szCs w:val="21"/>
+              </w:rPr>
               <w:t>)</w:t>
             </w:r>
           </w:p>
@@ -2539,15 +3069,15 @@
               <w:spacing w:after="0" w:line="240" w:lineRule="auto"/>
               <w:rPr>
                 <w:rFonts w:ascii="Cambria" w:hAnsi="Cambria"/>
-                <w:color w:val="FF0000"/>
-                <w:sz w:val="18"/>
-                <w:szCs w:val="20"/>
-              </w:rPr>
-            </w:pPr>
-            <w:r>
-              <w:rPr>
-                <w:rFonts w:ascii="Cambria" w:hAnsi="Cambria"/>
-                <w:color w:val="FF0000"/>
+                <w:color w:val="000000" w:themeColor="text1"/>
+                <w:sz w:val="18"/>
+                <w:szCs w:val="20"/>
+              </w:rPr>
+            </w:pPr>
+            <w:r>
+              <w:rPr>
+                <w:rFonts w:ascii="Cambria" w:hAnsi="Cambria"/>
+                <w:color w:val="000000" w:themeColor="text1"/>
                 <w:sz w:val="18"/>
                 <w:szCs w:val="20"/>
               </w:rPr>
@@ -2556,25 +3086,27 @@
             <w:r>
               <w:rPr>
                 <w:rFonts w:ascii="Cambria" w:hAnsi="Cambria"/>
-                <w:color w:val="FF0000"/>
+                <w:color w:val="000000" w:themeColor="text1"/>
                 <w:sz w:val="18"/>
                 <w:szCs w:val="20"/>
               </w:rPr>
               <w:t>((</w:t>
             </w:r>
-            <w:r>
-              <w:rPr>
-                <w:rFonts w:ascii="Cambria" w:hAnsi="Cambria"/>
-                <w:color w:val="FF0000"/>
+            <w:proofErr w:type="spellStart"/>
+            <w:r>
+              <w:rPr>
+                <w:rFonts w:ascii="Cambria" w:hAnsi="Cambria"/>
+                <w:color w:val="000000" w:themeColor="text1"/>
                 <w:sz w:val="18"/>
                 <w:szCs w:val="20"/>
               </w:rPr>
               <w:t>Keterangan</w:t>
             </w:r>
-            <w:r>
-              <w:rPr>
-                <w:rFonts w:ascii="Cambria" w:hAnsi="Cambria"/>
-                <w:color w:val="FF0000"/>
+            <w:proofErr w:type="spellEnd"/>
+            <w:r>
+              <w:rPr>
+                <w:rFonts w:ascii="Cambria" w:hAnsi="Cambria"/>
+                <w:color w:val="000000" w:themeColor="text1"/>
                 <w:sz w:val="18"/>
                 <w:szCs w:val="20"/>
               </w:rPr>
@@ -2587,13 +3119,14 @@
               <w:rPr>
                 <w:rFonts w:ascii="Cambria" w:hAnsi="Cambria"/>
                 <w:b/>
-                <w:szCs w:val="24"/>
-              </w:rPr>
-            </w:pPr>
-            <w:r>
-              <w:rPr>
-                <w:rFonts w:ascii="Cambria" w:hAnsi="Cambria"/>
-                <w:color w:val="FF0000"/>
+                <w:color w:val="000000" w:themeColor="text1"/>
+                <w:szCs w:val="24"/>
+              </w:rPr>
+            </w:pPr>
+            <w:r>
+              <w:rPr>
+                <w:rFonts w:ascii="Cambria" w:hAnsi="Cambria"/>
+                <w:color w:val="000000" w:themeColor="text1"/>
                 <w:sz w:val="18"/>
                 <w:szCs w:val="20"/>
               </w:rPr>
@@ -2602,16 +3135,17 @@
             <w:r>
               <w:rPr>
                 <w:rFonts w:ascii="Cambria" w:hAnsi="Cambria"/>
-                <w:color w:val="FF0000"/>
+                <w:color w:val="000000" w:themeColor="text1"/>
                 <w:sz w:val="18"/>
                 <w:szCs w:val="20"/>
               </w:rPr>
               <w:t>(</w:t>
             </w:r>
-            <w:r>
-              <w:rPr>
-                <w:rFonts w:ascii="Cambria" w:hAnsi="Cambria"/>
-                <w:color w:val="FF0000"/>
+            <w:proofErr w:type="spellStart"/>
+            <w:r>
+              <w:rPr>
+                <w:rFonts w:ascii="Cambria" w:hAnsi="Cambria"/>
+                <w:color w:val="000000" w:themeColor="text1"/>
                 <w:sz w:val="18"/>
                 <w:szCs w:val="20"/>
               </w:rPr>
@@ -2620,16 +3154,17 @@
             <w:r>
               <w:rPr>
                 <w:rFonts w:ascii="Cambria" w:hAnsi="Cambria"/>
-                <w:color w:val="FF0000"/>
+                <w:color w:val="000000" w:themeColor="text1"/>
                 <w:sz w:val="18"/>
                 <w:szCs w:val="20"/>
               </w:rPr>
               <w:t>atatan</w:t>
             </w:r>
-            <w:r>
-              <w:rPr>
-                <w:rFonts w:ascii="Cambria" w:hAnsi="Cambria"/>
-                <w:color w:val="FF0000"/>
+            <w:proofErr w:type="spellEnd"/>
+            <w:r>
+              <w:rPr>
+                <w:rFonts w:ascii="Cambria" w:hAnsi="Cambria"/>
+                <w:color w:val="000000" w:themeColor="text1"/>
                 <w:sz w:val="18"/>
                 <w:szCs w:val="20"/>
               </w:rPr>
@@ -2655,6 +3190,7 @@
                 <w:rFonts w:ascii="Cambria" w:hAnsi="Cambria"/>
                 <w:b/>
                 <w:bCs/>
+                <w:color w:val="000000" w:themeColor="text1"/>
                 <w:sz w:val="24"/>
                 <w:szCs w:val="24"/>
                 <w:lang w:val="fi-FI"/>
@@ -2666,6 +3202,7 @@
               <w:spacing w:after="0" w:line="240" w:lineRule="auto"/>
               <w:rPr>
                 <w:rFonts w:ascii="Cambria" w:hAnsi="Cambria"/>
+                <w:color w:val="000000" w:themeColor="text1"/>
                 <w:szCs w:val="24"/>
                 <w:lang w:val="fi-FI"/>
               </w:rPr>
@@ -2675,6 +3212,7 @@
                 <w:rFonts w:ascii="Cambria" w:hAnsi="Cambria"/>
                 <w:b/>
                 <w:bCs/>
+                <w:color w:val="000000" w:themeColor="text1"/>
                 <w:szCs w:val="24"/>
                 <w:lang w:val="fi-FI"/>
               </w:rPr>
@@ -2688,7 +3226,7 @@
                 <w:rFonts w:ascii="Cambria" w:hAnsi="Cambria"/>
                 <w:b/>
                 <w:bCs/>
-                <w:color w:val="FF0000"/>
+                <w:color w:val="000000" w:themeColor="text1"/>
                 <w:szCs w:val="24"/>
                 <w:lang w:val="fi-FI"/>
               </w:rPr>
@@ -2698,7 +3236,7 @@
                 <w:rFonts w:ascii="Cambria" w:hAnsi="Cambria"/>
                 <w:b/>
                 <w:bCs/>
-                <w:color w:val="FF0000"/>
+                <w:color w:val="000000" w:themeColor="text1"/>
                 <w:szCs w:val="24"/>
                 <w:lang w:val="fi-FI"/>
               </w:rPr>
@@ -2709,7 +3247,7 @@
                 <w:rFonts w:ascii="Cambria" w:hAnsi="Cambria"/>
                 <w:b/>
                 <w:bCs/>
-                <w:color w:val="FF0000"/>
+                <w:color w:val="000000" w:themeColor="text1"/>
                 <w:szCs w:val="24"/>
                 <w:lang w:val="fi-FI"/>
               </w:rPr>
@@ -2720,7 +3258,7 @@
                 <w:rFonts w:ascii="Cambria" w:hAnsi="Cambria"/>
                 <w:b/>
                 <w:bCs/>
-                <w:color w:val="FF0000"/>
+                <w:color w:val="000000" w:themeColor="text1"/>
                 <w:szCs w:val="24"/>
                 <w:lang w:val="fi-FI"/>
               </w:rPr>
@@ -2731,7 +3269,7 @@
                 <w:rFonts w:ascii="Cambria" w:hAnsi="Cambria"/>
                 <w:b/>
                 <w:bCs/>
-                <w:color w:val="FF0000"/>
+                <w:color w:val="000000" w:themeColor="text1"/>
                 <w:szCs w:val="24"/>
                 <w:lang w:val="fi-FI"/>
               </w:rPr>
@@ -2742,7 +3280,7 @@
                 <w:rFonts w:ascii="Cambria" w:hAnsi="Cambria"/>
                 <w:b/>
                 <w:bCs/>
-                <w:color w:val="FF0000"/>
+                <w:color w:val="000000" w:themeColor="text1"/>
                 <w:szCs w:val="24"/>
                 <w:lang w:val="fi-FI"/>
               </w:rPr>
@@ -2756,6 +3294,7 @@
                 <w:rFonts w:ascii="Cambria" w:hAnsi="Cambria"/>
                 <w:b/>
                 <w:bCs/>
+                <w:color w:val="000000" w:themeColor="text1"/>
                 <w:sz w:val="20"/>
                 <w:szCs w:val="24"/>
                 <w:lang w:val="fi-FI"/>
@@ -2769,6 +3308,7 @@
                 <w:rFonts w:ascii="Cambria" w:hAnsi="Cambria"/>
                 <w:b/>
                 <w:bCs/>
+                <w:color w:val="000000" w:themeColor="text1"/>
                 <w:sz w:val="20"/>
                 <w:szCs w:val="24"/>
                 <w:lang w:val="fi-FI"/>
@@ -2782,6 +3322,7 @@
                 <w:rFonts w:ascii="Cambria" w:hAnsi="Cambria"/>
                 <w:b/>
                 <w:bCs/>
+                <w:color w:val="000000" w:themeColor="text1"/>
                 <w:sz w:val="20"/>
                 <w:szCs w:val="24"/>
                 <w:lang w:val="fi-FI"/>
@@ -2795,6 +3336,7 @@
                 <w:rFonts w:ascii="Cambria" w:hAnsi="Cambria"/>
                 <w:b/>
                 <w:bCs/>
+                <w:color w:val="000000" w:themeColor="text1"/>
                 <w:sz w:val="20"/>
                 <w:szCs w:val="24"/>
                 <w:lang w:val="fi-FI"/>
@@ -2805,6 +3347,7 @@
                 <w:rFonts w:ascii="Cambria" w:hAnsi="Cambria"/>
                 <w:b/>
                 <w:bCs/>
+                <w:color w:val="000000" w:themeColor="text1"/>
                 <w:sz w:val="20"/>
                 <w:szCs w:val="24"/>
                 <w:lang w:val="fi-FI"/>
@@ -2818,6 +3361,7 @@
               <w:rPr>
                 <w:rFonts w:ascii="Cambria" w:hAnsi="Cambria"/>
                 <w:b/>
+                <w:color w:val="000000" w:themeColor="text1"/>
                 <w:sz w:val="24"/>
                 <w:szCs w:val="24"/>
                 <w:lang w:val="fi-FI"/>
@@ -2828,6 +3372,7 @@
                 <w:rFonts w:ascii="Cambria" w:hAnsi="Cambria"/>
                 <w:b/>
                 <w:bCs/>
+                <w:color w:val="000000" w:themeColor="text1"/>
                 <w:szCs w:val="24"/>
                 <w:lang w:val="fi-FI"/>
               </w:rPr>
@@ -2838,6 +3383,7 @@
                 <w:rFonts w:ascii="Cambria" w:hAnsi="Cambria"/>
                 <w:b/>
                 <w:bCs/>
+                <w:color w:val="000000" w:themeColor="text1"/>
                 <w:szCs w:val="24"/>
                 <w:lang w:val="fi-FI"/>
               </w:rPr>
@@ -2848,6 +3394,7 @@
                 <w:rFonts w:ascii="Cambria" w:hAnsi="Cambria"/>
                 <w:b/>
                 <w:bCs/>
+                <w:color w:val="000000" w:themeColor="text1"/>
                 <w:szCs w:val="24"/>
                 <w:lang w:val="fi-FI"/>
               </w:rPr>
@@ -2858,6 +3405,7 @@
                 <w:rFonts w:ascii="Cambria" w:hAnsi="Cambria"/>
                 <w:b/>
                 <w:bCs/>
+                <w:color w:val="000000" w:themeColor="text1"/>
                 <w:szCs w:val="24"/>
                 <w:lang w:val="fi-FI"/>
               </w:rPr>
@@ -2868,7 +3416,7 @@
                 <w:rFonts w:ascii="Cambria" w:hAnsi="Cambria"/>
                 <w:b/>
                 <w:bCs/>
-                <w:color w:val="FF0000"/>
+                <w:color w:val="000000" w:themeColor="text1"/>
                 <w:szCs w:val="24"/>
                 <w:lang w:val="fi-FI"/>
               </w:rPr>
@@ -2879,7 +3427,7 @@
                 <w:rFonts w:ascii="Cambria" w:hAnsi="Cambria"/>
                 <w:b/>
                 <w:bCs/>
-                <w:color w:val="FF0000"/>
+                <w:color w:val="000000" w:themeColor="text1"/>
                 <w:szCs w:val="24"/>
                 <w:lang w:val="fi-FI"/>
               </w:rPr>
@@ -2892,6 +3440,7 @@
     <w:p>
       <w:pPr>
         <w:rPr>
+          <w:color w:val="000000" w:themeColor="text1"/>
           <w:lang w:val="fi-FI"/>
         </w:rPr>
       </w:pPr>

--- a/template/pROPOSAL/cetak form penilaian proposal tipe nilai.docx
+++ b/template/pROPOSAL/cetak form penilaian proposal tipe nilai.docx
@@ -1174,18 +1174,18 @@
                 <w:szCs w:val="23"/>
                 <w:lang w:val="id-ID"/>
               </w:rPr>
-              <w:t xml:space="preserve"> _______________</w:t>
-            </w:r>
-            <w:r>
-              <w:rPr>
-                <w:rFonts w:ascii="Cambria" w:hAnsi="Cambria"/>
-                <w:b/>
-                <w:bCs/>
-                <w:color w:val="000000" w:themeColor="text1"/>
-                <w:sz w:val="23"/>
-                <w:szCs w:val="23"/>
-              </w:rPr>
-              <w:t xml:space="preserve"> (</w:t>
+              <w:t xml:space="preserve"> ${rata_nilai} (jumlah total dibagi 5)</w:t>
+            </w:r>
+            <w:r>
+              <w:rPr>
+                <w:rFonts w:ascii="Cambria" w:hAnsi="Cambria"/>
+                <w:b/>
+                <w:bCs/>
+                <w:color w:val="000000" w:themeColor="text1"/>
+                <w:sz w:val="23"/>
+                <w:szCs w:val="23"/>
+              </w:rPr>
+              <w:t xml:space="preserve"/>
             </w:r>
             <w:proofErr w:type="spellStart"/>
             <w:r>
@@ -1197,7 +1197,7 @@
                 <w:sz w:val="23"/>
                 <w:szCs w:val="23"/>
               </w:rPr>
-              <w:t>jumlah</w:t>
+              <w:t/>
             </w:r>
             <w:proofErr w:type="spellEnd"/>
             <w:r>
@@ -1209,7 +1209,7 @@
                 <w:sz w:val="23"/>
                 <w:szCs w:val="23"/>
               </w:rPr>
-              <w:t xml:space="preserve"> total </w:t>
+              <w:t xml:space="preserve"/>
             </w:r>
             <w:proofErr w:type="spellStart"/>
             <w:r>
@@ -1221,7 +1221,7 @@
                 <w:sz w:val="23"/>
                 <w:szCs w:val="23"/>
               </w:rPr>
-              <w:t>dibagi</w:t>
+              <w:t/>
             </w:r>
             <w:proofErr w:type="spellEnd"/>
             <w:r>
@@ -1233,7 +1233,7 @@
                 <w:sz w:val="23"/>
                 <w:szCs w:val="23"/>
               </w:rPr>
-              <w:t xml:space="preserve"> 5)</w:t>
+              <w:t xml:space="preserve"/>
             </w:r>
           </w:p>
         </w:tc>
@@ -3196,6 +3196,15 @@
                 <w:lang w:val="fi-FI"/>
               </w:rPr>
             </w:pPr>
+            <w:r>
+              <w:rPr>
+                <w:rFonts w:ascii="Cambria" w:hAnsi="Cambria"/>
+                <w:color w:val="000000" w:themeColor="text1"/>
+                <w:sz w:val="20"/>
+                <w:szCs w:val="24"/>
+              </w:rPr>
+              <w:t xml:space="preserve">$(Nilai)</w:t>
+            </w:r>
           </w:p>
           <w:p>
             <w:pPr>

--- a/template/pROPOSAL/cetak form penilaian proposal tipe nilai.docx
+++ b/template/pROPOSAL/cetak form penilaian proposal tipe nilai.docx
@@ -1,6 +1,6 @@
 
 <file path=word/document.xml><?xml version="1.0" encoding="utf-8"?>
-<w:document xmlns:wpc="http://schemas.microsoft.com/office/word/2010/wordprocessingCanvas" xmlns:cx="http://schemas.microsoft.com/office/drawing/2014/chartex" xmlns:cx1="http://schemas.microsoft.com/office/drawing/2015/9/8/chartex" xmlns:cx2="http://schemas.microsoft.com/office/drawing/2015/10/21/chartex" xmlns:cx3="http://schemas.microsoft.com/office/drawing/2016/5/9/chartex" xmlns:cx4="http://schemas.microsoft.com/office/drawing/2016/5/10/chartex" xmlns:cx5="http://schemas.microsoft.com/office/drawing/2016/5/11/chartex" xmlns:cx6="http://schemas.microsoft.com/office/drawing/2016/5/12/chartex" xmlns:cx7="http://schemas.microsoft.com/office/drawing/2016/5/13/chartex" xmlns:cx8="http://schemas.microsoft.com/office/drawing/2016/5/14/chartex" xmlns:mc="http://schemas.openxmlformats.org/markup-compatibility/2006" xmlns:aink="http://schemas.microsoft.com/office/drawing/2016/ink" xmlns:am3d="http://schemas.microsoft.com/office/drawing/2017/model3d" xmlns:o="urn:schemas-microsoft-com:office:office" xmlns:oel="http://schemas.microsoft.com/office/2019/extlst" xmlns:r="http://schemas.openxmlformats.org/officeDocument/2006/relationships" xmlns:m="http://schemas.openxmlformats.org/officeDocument/2006/math" xmlns:v="urn:schemas-microsoft-com:vml" xmlns:wp14="http://schemas.microsoft.com/office/word/2010/wordprocessingDrawing" xmlns:wp="http://schemas.openxmlformats.org/drawingml/2006/wordprocessingDrawing" xmlns:w10="urn:schemas-microsoft-com:office:word" xmlns:w="http://schemas.openxmlformats.org/wordprocessingml/2006/main" xmlns:w14="http://schemas.microsoft.com/office/word/2010/wordml" xmlns:w15="http://schemas.microsoft.com/office/word/2012/wordml" xmlns:w16cei="http://schemas.microsoft.com/office/word/2026/wordml/cei" xmlns:w16cex="http://schemas.microsoft.com/office/word/2018/wordml/cex" xmlns:w16cid="http://schemas.microsoft.com/office/word/2016/wordml/cid" xmlns:w16="http://schemas.microsoft.com/office/word/2018/wordml" xmlns:w16du="http://schemas.microsoft.com/office/word/2023/wordml/word16du" xmlns:w16sdtdh="http://schemas.microsoft.com/office/word/2020/wordml/sdtdatahash" xmlns:w16sdtfl="http://schemas.microsoft.com/office/word/2024/wordml/sdtformatlock" xmlns:w16se="http://schemas.microsoft.com/office/word/2015/wordml/symex" xmlns:wpg="http://schemas.microsoft.com/office/word/2010/wordprocessingGroup" xmlns:wpi="http://schemas.microsoft.com/office/word/2010/wordprocessingInk" xmlns:wne="http://schemas.microsoft.com/office/word/2006/wordml" xmlns:wps="http://schemas.microsoft.com/office/word/2010/wordprocessingShape" mc:Ignorable="w14 w15 w16se w16cid w16 w16cex w16sdtdh w16sdtfl w16du wp14">
+<w:document xmlns:wpc="http://schemas.microsoft.com/office/word/2010/wordprocessingCanvas" xmlns:cx="http://schemas.microsoft.com/office/drawing/2014/chartex" xmlns:cx1="http://schemas.microsoft.com/office/drawing/2015/9/8/chartex" xmlns:cx2="http://schemas.microsoft.com/office/drawing/2015/10/21/chartex" xmlns:cx3="http://schemas.microsoft.com/office/drawing/2016/5/9/chartex" xmlns:cx4="http://schemas.microsoft.com/office/drawing/2016/5/10/chartex" xmlns:cx5="http://schemas.microsoft.com/office/drawing/2016/5/11/chartex" xmlns:cx6="http://schemas.microsoft.com/office/drawing/2016/5/12/chartex" xmlns:cx7="http://schemas.microsoft.com/office/drawing/2016/5/13/chartex" xmlns:cx8="http://schemas.microsoft.com/office/drawing/2016/5/14/chartex" xmlns:mc="http://schemas.openxmlformats.org/markup-compatibility/2006" xmlns:aink="http://schemas.microsoft.com/office/drawing/2016/ink" xmlns:am3d="http://schemas.microsoft.com/office/drawing/2017/model3d" xmlns:o="urn:schemas-microsoft-com:office:office" xmlns:oel="http://schemas.microsoft.com/office/2019/extlst" xmlns:r="http://schemas.openxmlformats.org/officeDocument/2006/relationships" xmlns:m="http://schemas.openxmlformats.org/officeDocument/2006/math" xmlns:v="urn:schemas-microsoft-com:vml" xmlns:wp14="http://schemas.microsoft.com/office/word/2010/wordprocessingDrawing" xmlns:wp="http://schemas.openxmlformats.org/drawingml/2006/wordprocessingDrawing" xmlns:w10="urn:schemas-microsoft-com:office:word" xmlns:w="http://schemas.openxmlformats.org/wordprocessingml/2006/main" xmlns:w14="http://schemas.microsoft.com/office/word/2010/wordml" xmlns:w15="http://schemas.microsoft.com/office/word/2012/wordml" xmlns:w16cex="http://schemas.microsoft.com/office/word/2018/wordml/cex" xmlns:w16cid="http://schemas.microsoft.com/office/word/2016/wordml/cid" xmlns:w16="http://schemas.microsoft.com/office/word/2018/wordml" xmlns:w16du="http://schemas.microsoft.com/office/word/2023/wordml/word16du" xmlns:w16sdtdh="http://schemas.microsoft.com/office/word/2020/wordml/sdtdatahash" xmlns:w16sdtfl="http://schemas.microsoft.com/office/word/2024/wordml/sdtformatlock" xmlns:w16se="http://schemas.microsoft.com/office/word/2015/wordml/symex" xmlns:wpg="http://schemas.microsoft.com/office/word/2010/wordprocessingGroup" xmlns:wpi="http://schemas.microsoft.com/office/word/2010/wordprocessingInk" xmlns:wne="http://schemas.microsoft.com/office/word/2006/wordml" xmlns:wps="http://schemas.microsoft.com/office/word/2010/wordprocessingShape" mc:Ignorable="w14 w15 w16se w16cid w16 w16cex w16sdtdh w16sdtfl w16du wp14">
   <w:body>
     <w:p>
       <w:pPr>
@@ -122,43 +122,17 @@
                 <w:szCs w:val="23"/>
               </w:rPr>
             </w:pPr>
-            <w:proofErr w:type="spellStart"/>
-            <w:r>
-              <w:rPr>
-                <w:rFonts w:ascii="Cambria" w:hAnsi="Cambria"/>
-                <w:b/>
-                <w:bCs/>
-                <w:color w:val="000000" w:themeColor="text1"/>
-                <w:sz w:val="23"/>
-                <w:szCs w:val="23"/>
-              </w:rPr>
-              <w:t>Judul</w:t>
-            </w:r>
-            <w:proofErr w:type="spellEnd"/>
-            <w:r>
-              <w:rPr>
-                <w:rFonts w:ascii="Cambria" w:hAnsi="Cambria"/>
-                <w:b/>
-                <w:bCs/>
-                <w:color w:val="000000" w:themeColor="text1"/>
-                <w:sz w:val="23"/>
-                <w:szCs w:val="23"/>
-              </w:rPr>
-              <w:t xml:space="preserve"> Proposal </w:t>
-            </w:r>
-            <w:proofErr w:type="spellStart"/>
-            <w:r>
-              <w:rPr>
-                <w:rFonts w:ascii="Cambria" w:hAnsi="Cambria"/>
-                <w:b/>
-                <w:bCs/>
-                <w:color w:val="000000" w:themeColor="text1"/>
-                <w:sz w:val="23"/>
-                <w:szCs w:val="23"/>
-              </w:rPr>
-              <w:t>Penelitian</w:t>
-            </w:r>
-            <w:proofErr w:type="spellEnd"/>
+            <w:r>
+              <w:rPr>
+                <w:rFonts w:ascii="Cambria" w:hAnsi="Cambria"/>
+                <w:b/>
+                <w:bCs/>
+                <w:color w:val="000000" w:themeColor="text1"/>
+                <w:sz w:val="23"/>
+                <w:szCs w:val="23"/>
+              </w:rPr>
+              <w:t>Judul Proposal Penelitian</w:t>
+            </w:r>
             <w:r>
               <w:rPr>
                 <w:rFonts w:ascii="Cambria" w:hAnsi="Cambria"/>
@@ -248,7 +222,6 @@
               </w:rPr>
               <w:t xml:space="preserve">nama </w:t>
             </w:r>
-            <w:proofErr w:type="spellStart"/>
             <w:r>
               <w:rPr>
                 <w:rFonts w:ascii="Segoe UI" w:hAnsi="Segoe UI" w:cs="Segoe UI"/>
@@ -256,7 +229,6 @@
               </w:rPr>
               <w:t>judul</w:t>
             </w:r>
-            <w:proofErr w:type="spellEnd"/>
             <w:r>
               <w:rPr>
                 <w:rFonts w:ascii="Segoe UI" w:hAnsi="Segoe UI" w:cs="Segoe UI"/>
@@ -303,31 +275,7 @@
                 <w:sz w:val="23"/>
                 <w:szCs w:val="23"/>
               </w:rPr>
-              <w:t xml:space="preserve">Nama </w:t>
-            </w:r>
-            <w:proofErr w:type="spellStart"/>
-            <w:r>
-              <w:rPr>
-                <w:rFonts w:ascii="Cambria" w:hAnsi="Cambria"/>
-                <w:b/>
-                <w:bCs/>
-                <w:color w:val="000000" w:themeColor="text1"/>
-                <w:sz w:val="23"/>
-                <w:szCs w:val="23"/>
-              </w:rPr>
-              <w:t>Mahasiswa</w:t>
-            </w:r>
-            <w:proofErr w:type="spellEnd"/>
-            <w:r>
-              <w:rPr>
-                <w:rFonts w:ascii="Cambria" w:hAnsi="Cambria"/>
-                <w:b/>
-                <w:bCs/>
-                <w:color w:val="000000" w:themeColor="text1"/>
-                <w:sz w:val="23"/>
-                <w:szCs w:val="23"/>
-              </w:rPr>
-              <w:t xml:space="preserve">       </w:t>
+              <w:t xml:space="preserve">Nama Mahasiswa       </w:t>
             </w:r>
           </w:p>
         </w:tc>
@@ -404,17 +352,8 @@
                 <w:rFonts w:ascii="Segoe UI" w:hAnsi="Segoe UI" w:cs="Segoe UI"/>
                 <w:color w:val="000000" w:themeColor="text1"/>
               </w:rPr>
-              <w:t xml:space="preserve">nama </w:t>
-            </w:r>
-            <w:proofErr w:type="spellStart"/>
-            <w:r>
-              <w:rPr>
-                <w:rFonts w:ascii="Segoe UI" w:hAnsi="Segoe UI" w:cs="Segoe UI"/>
-                <w:color w:val="000000" w:themeColor="text1"/>
-              </w:rPr>
-              <w:t>mhs</w:t>
-            </w:r>
-            <w:proofErr w:type="spellEnd"/>
+              <w:t>nama mhs</w:t>
+            </w:r>
             <w:r>
               <w:rPr>
                 <w:rFonts w:ascii="Cambria" w:hAnsi="Cambria"/>
@@ -544,31 +483,7 @@
                 <w:sz w:val="23"/>
                 <w:szCs w:val="23"/>
               </w:rPr>
-              <w:t xml:space="preserve">Nama </w:t>
-            </w:r>
-            <w:proofErr w:type="spellStart"/>
-            <w:r>
-              <w:rPr>
-                <w:rFonts w:ascii="Cambria" w:hAnsi="Cambria"/>
-                <w:b/>
-                <w:bCs/>
-                <w:color w:val="000000" w:themeColor="text1"/>
-                <w:sz w:val="23"/>
-                <w:szCs w:val="23"/>
-              </w:rPr>
-              <w:t>Pembimbing</w:t>
-            </w:r>
-            <w:proofErr w:type="spellEnd"/>
-            <w:r>
-              <w:rPr>
-                <w:rFonts w:ascii="Cambria" w:hAnsi="Cambria"/>
-                <w:b/>
-                <w:bCs/>
-                <w:color w:val="000000" w:themeColor="text1"/>
-                <w:sz w:val="23"/>
-                <w:szCs w:val="23"/>
-              </w:rPr>
-              <w:t xml:space="preserve">         </w:t>
+              <w:t xml:space="preserve">Nama Pembimbing         </w:t>
             </w:r>
           </w:p>
         </w:tc>
@@ -645,33 +560,8 @@
                 <w:rFonts w:ascii="Segoe UI" w:hAnsi="Segoe UI" w:cs="Segoe UI"/>
                 <w:color w:val="000000" w:themeColor="text1"/>
               </w:rPr>
-              <w:t xml:space="preserve">nama </w:t>
-            </w:r>
-            <w:proofErr w:type="spellStart"/>
-            <w:r>
-              <w:rPr>
-                <w:rFonts w:ascii="Segoe UI" w:hAnsi="Segoe UI" w:cs="Segoe UI"/>
-                <w:color w:val="000000" w:themeColor="text1"/>
-              </w:rPr>
-              <w:t>ketua</w:t>
-            </w:r>
-            <w:proofErr w:type="spellEnd"/>
-            <w:r>
-              <w:rPr>
-                <w:rFonts w:ascii="Segoe UI" w:hAnsi="Segoe UI" w:cs="Segoe UI"/>
-                <w:color w:val="000000" w:themeColor="text1"/>
-              </w:rPr>
-              <w:t xml:space="preserve"> </w:t>
-            </w:r>
-            <w:proofErr w:type="spellStart"/>
-            <w:r>
-              <w:rPr>
-                <w:rFonts w:ascii="Segoe UI" w:hAnsi="Segoe UI" w:cs="Segoe UI"/>
-                <w:color w:val="000000" w:themeColor="text1"/>
-              </w:rPr>
-              <w:t>pembimbing</w:t>
-            </w:r>
-            <w:proofErr w:type="spellEnd"/>
+              <w:t>nama ketua pembimbing</w:t>
+            </w:r>
             <w:r>
               <w:rPr>
                 <w:rFonts w:ascii="Segoe UI" w:hAnsi="Segoe UI" w:cs="Segoe UI"/>
@@ -718,55 +608,7 @@
                 <w:sz w:val="23"/>
                 <w:szCs w:val="23"/>
               </w:rPr>
-              <w:t xml:space="preserve">Nama </w:t>
-            </w:r>
-            <w:proofErr w:type="spellStart"/>
-            <w:r>
-              <w:rPr>
-                <w:rFonts w:ascii="Cambria" w:hAnsi="Cambria"/>
-                <w:b/>
-                <w:bCs/>
-                <w:color w:val="000000" w:themeColor="text1"/>
-                <w:sz w:val="23"/>
-                <w:szCs w:val="23"/>
-              </w:rPr>
-              <w:t>Anggota</w:t>
-            </w:r>
-            <w:proofErr w:type="spellEnd"/>
-            <w:r>
-              <w:rPr>
-                <w:rFonts w:ascii="Cambria" w:hAnsi="Cambria"/>
-                <w:b/>
-                <w:bCs/>
-                <w:color w:val="000000" w:themeColor="text1"/>
-                <w:sz w:val="23"/>
-                <w:szCs w:val="23"/>
-              </w:rPr>
-              <w:t xml:space="preserve"> </w:t>
-            </w:r>
-            <w:proofErr w:type="spellStart"/>
-            <w:r>
-              <w:rPr>
-                <w:rFonts w:ascii="Cambria" w:hAnsi="Cambria"/>
-                <w:b/>
-                <w:bCs/>
-                <w:color w:val="000000" w:themeColor="text1"/>
-                <w:sz w:val="23"/>
-                <w:szCs w:val="23"/>
-              </w:rPr>
-              <w:t>Pembimbing</w:t>
-            </w:r>
-            <w:proofErr w:type="spellEnd"/>
-            <w:r>
-              <w:rPr>
-                <w:rFonts w:ascii="Cambria" w:hAnsi="Cambria"/>
-                <w:b/>
-                <w:bCs/>
-                <w:color w:val="000000" w:themeColor="text1"/>
-                <w:sz w:val="23"/>
-                <w:szCs w:val="23"/>
-              </w:rPr>
-              <w:t xml:space="preserve"> I</w:t>
+              <w:t>Nama Anggota Pembimbing I</w:t>
             </w:r>
           </w:p>
           <w:p>
@@ -856,23 +698,7 @@
                 <w:rFonts w:ascii="Segoe UI" w:hAnsi="Segoe UI" w:cs="Segoe UI"/>
                 <w:color w:val="000000" w:themeColor="text1"/>
               </w:rPr>
-              <w:t xml:space="preserve">nama </w:t>
-            </w:r>
-            <w:proofErr w:type="spellStart"/>
-            <w:r>
-              <w:rPr>
-                <w:rFonts w:ascii="Segoe UI" w:hAnsi="Segoe UI" w:cs="Segoe UI"/>
-                <w:color w:val="000000" w:themeColor="text1"/>
-              </w:rPr>
-              <w:t>pembimbing</w:t>
-            </w:r>
-            <w:proofErr w:type="spellEnd"/>
-            <w:r>
-              <w:rPr>
-                <w:rFonts w:ascii="Segoe UI" w:hAnsi="Segoe UI" w:cs="Segoe UI"/>
-                <w:color w:val="000000" w:themeColor="text1"/>
-              </w:rPr>
-              <w:t xml:space="preserve"> I</w:t>
+              <w:t>nama pembimbing I</w:t>
             </w:r>
             <w:r>
               <w:rPr>
@@ -920,55 +746,7 @@
                 <w:sz w:val="23"/>
                 <w:szCs w:val="23"/>
               </w:rPr>
-              <w:t xml:space="preserve">Nama </w:t>
-            </w:r>
-            <w:proofErr w:type="spellStart"/>
-            <w:r>
-              <w:rPr>
-                <w:rFonts w:ascii="Cambria" w:hAnsi="Cambria"/>
-                <w:b/>
-                <w:bCs/>
-                <w:color w:val="000000" w:themeColor="text1"/>
-                <w:sz w:val="23"/>
-                <w:szCs w:val="23"/>
-              </w:rPr>
-              <w:t>Anggota</w:t>
-            </w:r>
-            <w:proofErr w:type="spellEnd"/>
-            <w:r>
-              <w:rPr>
-                <w:rFonts w:ascii="Cambria" w:hAnsi="Cambria"/>
-                <w:b/>
-                <w:bCs/>
-                <w:color w:val="000000" w:themeColor="text1"/>
-                <w:sz w:val="23"/>
-                <w:szCs w:val="23"/>
-              </w:rPr>
-              <w:t xml:space="preserve"> </w:t>
-            </w:r>
-            <w:proofErr w:type="spellStart"/>
-            <w:r>
-              <w:rPr>
-                <w:rFonts w:ascii="Cambria" w:hAnsi="Cambria"/>
-                <w:b/>
-                <w:bCs/>
-                <w:color w:val="000000" w:themeColor="text1"/>
-                <w:sz w:val="23"/>
-                <w:szCs w:val="23"/>
-              </w:rPr>
-              <w:t>Pembimbing</w:t>
-            </w:r>
-            <w:proofErr w:type="spellEnd"/>
-            <w:r>
-              <w:rPr>
-                <w:rFonts w:ascii="Cambria" w:hAnsi="Cambria"/>
-                <w:b/>
-                <w:bCs/>
-                <w:color w:val="000000" w:themeColor="text1"/>
-                <w:sz w:val="23"/>
-                <w:szCs w:val="23"/>
-              </w:rPr>
-              <w:t xml:space="preserve"> II</w:t>
+              <w:t>Nama Anggota Pembimbing II</w:t>
             </w:r>
           </w:p>
         </w:tc>
@@ -1049,31 +827,7 @@
                 <w:sz w:val="23"/>
                 <w:szCs w:val="23"/>
               </w:rPr>
-              <w:t xml:space="preserve">nama </w:t>
-            </w:r>
-            <w:proofErr w:type="spellStart"/>
-            <w:r>
-              <w:rPr>
-                <w:rFonts w:ascii="Cambria" w:hAnsi="Cambria"/>
-                <w:b/>
-                <w:bCs/>
-                <w:color w:val="000000" w:themeColor="text1"/>
-                <w:sz w:val="23"/>
-                <w:szCs w:val="23"/>
-              </w:rPr>
-              <w:t>pembimbing</w:t>
-            </w:r>
-            <w:proofErr w:type="spellEnd"/>
-            <w:r>
-              <w:rPr>
-                <w:rFonts w:ascii="Cambria" w:hAnsi="Cambria"/>
-                <w:b/>
-                <w:bCs/>
-                <w:color w:val="000000" w:themeColor="text1"/>
-                <w:sz w:val="23"/>
-                <w:szCs w:val="23"/>
-              </w:rPr>
-              <w:t xml:space="preserve"> II</w:t>
+              <w:t>nama pembimbing II</w:t>
             </w:r>
             <w:r>
               <w:rPr>
@@ -1176,65 +930,6 @@
               </w:rPr>
               <w:t xml:space="preserve"> ${rata_nilai} (jumlah total dibagi 5)</w:t>
             </w:r>
-            <w:r>
-              <w:rPr>
-                <w:rFonts w:ascii="Cambria" w:hAnsi="Cambria"/>
-                <w:b/>
-                <w:bCs/>
-                <w:color w:val="000000" w:themeColor="text1"/>
-                <w:sz w:val="23"/>
-                <w:szCs w:val="23"/>
-              </w:rPr>
-              <w:t xml:space="preserve"/>
-            </w:r>
-            <w:proofErr w:type="spellStart"/>
-            <w:r>
-              <w:rPr>
-                <w:rFonts w:ascii="Cambria" w:hAnsi="Cambria"/>
-                <w:b/>
-                <w:bCs/>
-                <w:color w:val="000000" w:themeColor="text1"/>
-                <w:sz w:val="23"/>
-                <w:szCs w:val="23"/>
-              </w:rPr>
-              <w:t/>
-            </w:r>
-            <w:proofErr w:type="spellEnd"/>
-            <w:r>
-              <w:rPr>
-                <w:rFonts w:ascii="Cambria" w:hAnsi="Cambria"/>
-                <w:b/>
-                <w:bCs/>
-                <w:color w:val="000000" w:themeColor="text1"/>
-                <w:sz w:val="23"/>
-                <w:szCs w:val="23"/>
-              </w:rPr>
-              <w:t xml:space="preserve"/>
-            </w:r>
-            <w:proofErr w:type="spellStart"/>
-            <w:r>
-              <w:rPr>
-                <w:rFonts w:ascii="Cambria" w:hAnsi="Cambria"/>
-                <w:b/>
-                <w:bCs/>
-                <w:color w:val="000000" w:themeColor="text1"/>
-                <w:sz w:val="23"/>
-                <w:szCs w:val="23"/>
-              </w:rPr>
-              <w:t/>
-            </w:r>
-            <w:proofErr w:type="spellEnd"/>
-            <w:r>
-              <w:rPr>
-                <w:rFonts w:ascii="Cambria" w:hAnsi="Cambria"/>
-                <w:b/>
-                <w:bCs/>
-                <w:color w:val="000000" w:themeColor="text1"/>
-                <w:sz w:val="23"/>
-                <w:szCs w:val="23"/>
-              </w:rPr>
-              <w:t xml:space="preserve"/>
-            </w:r>
           </w:p>
         </w:tc>
       </w:tr>
@@ -1367,127 +1062,7 @@
                 <w:sz w:val="24"/>
                 <w:szCs w:val="24"/>
               </w:rPr>
-              <w:t xml:space="preserve">Detail </w:t>
-            </w:r>
-            <w:proofErr w:type="spellStart"/>
-            <w:r>
-              <w:rPr>
-                <w:rFonts w:ascii="Cambria" w:hAnsi="Cambria"/>
-                <w:b/>
-                <w:iCs/>
-                <w:color w:val="000000" w:themeColor="text1"/>
-                <w:sz w:val="24"/>
-                <w:szCs w:val="24"/>
-              </w:rPr>
-              <w:t>Penilaian</w:t>
-            </w:r>
-            <w:proofErr w:type="spellEnd"/>
-            <w:r>
-              <w:rPr>
-                <w:rFonts w:ascii="Cambria" w:hAnsi="Cambria"/>
-                <w:b/>
-                <w:iCs/>
-                <w:color w:val="000000" w:themeColor="text1"/>
-                <w:sz w:val="24"/>
-                <w:szCs w:val="24"/>
-              </w:rPr>
-              <w:t xml:space="preserve"> (</w:t>
-            </w:r>
-            <w:proofErr w:type="spellStart"/>
-            <w:r>
-              <w:rPr>
-                <w:rFonts w:ascii="Cambria" w:hAnsi="Cambria"/>
-                <w:b/>
-                <w:iCs/>
-                <w:color w:val="000000" w:themeColor="text1"/>
-                <w:sz w:val="24"/>
-                <w:szCs w:val="24"/>
-              </w:rPr>
-              <w:t>lingkari</w:t>
-            </w:r>
-            <w:proofErr w:type="spellEnd"/>
-            <w:r>
-              <w:rPr>
-                <w:rFonts w:ascii="Cambria" w:hAnsi="Cambria"/>
-                <w:b/>
-                <w:iCs/>
-                <w:color w:val="000000" w:themeColor="text1"/>
-                <w:sz w:val="24"/>
-                <w:szCs w:val="24"/>
-              </w:rPr>
-              <w:t xml:space="preserve"> yang sesuai, </w:t>
-            </w:r>
-            <w:proofErr w:type="spellStart"/>
-            <w:r>
-              <w:rPr>
-                <w:rFonts w:ascii="Cambria" w:hAnsi="Cambria"/>
-                <w:b/>
-                <w:iCs/>
-                <w:color w:val="000000" w:themeColor="text1"/>
-                <w:sz w:val="24"/>
-                <w:szCs w:val="24"/>
-              </w:rPr>
-              <w:t>skor</w:t>
-            </w:r>
-            <w:proofErr w:type="spellEnd"/>
-            <w:r>
-              <w:rPr>
-                <w:rFonts w:ascii="Cambria" w:hAnsi="Cambria"/>
-                <w:b/>
-                <w:iCs/>
-                <w:color w:val="000000" w:themeColor="text1"/>
-                <w:sz w:val="24"/>
-                <w:szCs w:val="24"/>
-              </w:rPr>
-              <w:t xml:space="preserve"> </w:t>
-            </w:r>
-            <w:proofErr w:type="spellStart"/>
-            <w:r>
-              <w:rPr>
-                <w:rFonts w:ascii="Cambria" w:hAnsi="Cambria"/>
-                <w:b/>
-                <w:iCs/>
-                <w:color w:val="000000" w:themeColor="text1"/>
-                <w:sz w:val="24"/>
-                <w:szCs w:val="24"/>
-              </w:rPr>
-              <w:t>maksimum</w:t>
-            </w:r>
-            <w:proofErr w:type="spellEnd"/>
-            <w:r>
-              <w:rPr>
-                <w:rFonts w:ascii="Cambria" w:hAnsi="Cambria"/>
-                <w:b/>
-                <w:iCs/>
-                <w:color w:val="000000" w:themeColor="text1"/>
-                <w:sz w:val="24"/>
-                <w:szCs w:val="24"/>
-              </w:rPr>
-              <w:t xml:space="preserve"> </w:t>
-            </w:r>
-            <w:proofErr w:type="spellStart"/>
-            <w:r>
-              <w:rPr>
-                <w:rFonts w:ascii="Cambria" w:hAnsi="Cambria"/>
-                <w:b/>
-                <w:iCs/>
-                <w:color w:val="000000" w:themeColor="text1"/>
-                <w:sz w:val="24"/>
-                <w:szCs w:val="24"/>
-              </w:rPr>
-              <w:t>adalah</w:t>
-            </w:r>
-            <w:proofErr w:type="spellEnd"/>
-            <w:r>
-              <w:rPr>
-                <w:rFonts w:ascii="Cambria" w:hAnsi="Cambria"/>
-                <w:b/>
-                <w:iCs/>
-                <w:color w:val="000000" w:themeColor="text1"/>
-                <w:sz w:val="24"/>
-                <w:szCs w:val="24"/>
-              </w:rPr>
-              <w:t xml:space="preserve"> 5)</w:t>
+              <w:t>Detail Penilaian (lingkari yang sesuai, skor maksimum adalah 5)</w:t>
             </w:r>
           </w:p>
         </w:tc>
@@ -1585,9 +1160,8 @@
                 <w:sz w:val="21"/>
                 <w:szCs w:val="21"/>
               </w:rPr>
-              <w:t xml:space="preserve">Nama </w:t>
-            </w:r>
-            <w:proofErr w:type="spellStart"/>
+              <w:t>Nama penilaian</w:t>
+            </w:r>
             <w:r>
               <w:rPr>
                 <w:rFonts w:ascii="Cambria" w:hAnsi="Cambria"/>
@@ -1596,17 +1170,6 @@
                 <w:sz w:val="21"/>
                 <w:szCs w:val="21"/>
               </w:rPr>
-              <w:t>penilaian</w:t>
-            </w:r>
-            <w:proofErr w:type="spellEnd"/>
-            <w:r>
-              <w:rPr>
-                <w:rFonts w:ascii="Cambria" w:hAnsi="Cambria"/>
-                <w:b/>
-                <w:color w:val="000000" w:themeColor="text1"/>
-                <w:sz w:val="21"/>
-                <w:szCs w:val="21"/>
-              </w:rPr>
               <w:t>)</w:t>
             </w:r>
           </w:p>
@@ -1638,7 +1201,6 @@
               </w:rPr>
               <w:t>(</w:t>
             </w:r>
-            <w:proofErr w:type="spellStart"/>
             <w:r>
               <w:rPr>
                 <w:rFonts w:ascii="Cambria" w:hAnsi="Cambria"/>
@@ -1648,7 +1210,6 @@
               </w:rPr>
               <w:t>Keterangan</w:t>
             </w:r>
-            <w:proofErr w:type="spellEnd"/>
             <w:r>
               <w:rPr>
                 <w:rFonts w:ascii="Cambria" w:hAnsi="Cambria"/>
@@ -1685,17 +1246,7 @@
                 <w:sz w:val="18"/>
                 <w:szCs w:val="20"/>
               </w:rPr>
-              <w:t>(</w:t>
-            </w:r>
-            <w:proofErr w:type="spellStart"/>
-            <w:r>
-              <w:rPr>
-                <w:rFonts w:ascii="Cambria" w:hAnsi="Cambria"/>
-                <w:color w:val="000000" w:themeColor="text1"/>
-                <w:sz w:val="18"/>
-                <w:szCs w:val="20"/>
-              </w:rPr>
-              <w:t>C</w:t>
+              <w:t>(C</w:t>
             </w:r>
             <w:r>
               <w:rPr>
@@ -1706,7 +1257,6 @@
               </w:rPr>
               <w:t>atatan</w:t>
             </w:r>
-            <w:proofErr w:type="spellEnd"/>
             <w:r>
               <w:rPr>
                 <w:rFonts w:ascii="Cambria" w:hAnsi="Cambria"/>
@@ -1874,9 +1424,8 @@
                 <w:sz w:val="21"/>
                 <w:szCs w:val="21"/>
               </w:rPr>
-              <w:t xml:space="preserve">Nama </w:t>
-            </w:r>
-            <w:proofErr w:type="spellStart"/>
+              <w:t>Nama penilaian</w:t>
+            </w:r>
             <w:r>
               <w:rPr>
                 <w:rFonts w:ascii="Cambria" w:hAnsi="Cambria"/>
@@ -1885,17 +1434,6 @@
                 <w:sz w:val="21"/>
                 <w:szCs w:val="21"/>
               </w:rPr>
-              <w:t>penilaian</w:t>
-            </w:r>
-            <w:proofErr w:type="spellEnd"/>
-            <w:r>
-              <w:rPr>
-                <w:rFonts w:ascii="Cambria" w:hAnsi="Cambria"/>
-                <w:b/>
-                <w:color w:val="000000" w:themeColor="text1"/>
-                <w:sz w:val="21"/>
-                <w:szCs w:val="21"/>
-              </w:rPr>
               <w:t>)</w:t>
             </w:r>
           </w:p>
@@ -1927,7 +1465,6 @@
               </w:rPr>
               <w:t>(</w:t>
             </w:r>
-            <w:proofErr w:type="spellStart"/>
             <w:r>
               <w:rPr>
                 <w:rFonts w:ascii="Cambria" w:hAnsi="Cambria"/>
@@ -1937,7 +1474,6 @@
               </w:rPr>
               <w:t>Keterangan</w:t>
             </w:r>
-            <w:proofErr w:type="spellEnd"/>
             <w:r>
               <w:rPr>
                 <w:rFonts w:ascii="Cambria" w:hAnsi="Cambria"/>
@@ -1974,17 +1510,7 @@
                 <w:sz w:val="18"/>
                 <w:szCs w:val="20"/>
               </w:rPr>
-              <w:t>(</w:t>
-            </w:r>
-            <w:proofErr w:type="spellStart"/>
-            <w:r>
-              <w:rPr>
-                <w:rFonts w:ascii="Cambria" w:hAnsi="Cambria"/>
-                <w:color w:val="000000" w:themeColor="text1"/>
-                <w:sz w:val="18"/>
-                <w:szCs w:val="20"/>
-              </w:rPr>
-              <w:t>C</w:t>
+              <w:t>(C</w:t>
             </w:r>
             <w:r>
               <w:rPr>
@@ -1995,7 +1521,6 @@
               </w:rPr>
               <w:t>atatan</w:t>
             </w:r>
-            <w:proofErr w:type="spellEnd"/>
             <w:r>
               <w:rPr>
                 <w:rFonts w:ascii="Cambria" w:hAnsi="Cambria"/>
@@ -2052,7 +1577,6 @@
               </w:rPr>
               <w:t>(</w:t>
             </w:r>
-            <w:proofErr w:type="spellStart"/>
             <w:r>
               <w:rPr>
                 <w:rFonts w:ascii="Cambria" w:hAnsi="Cambria"/>
@@ -2063,7 +1587,6 @@
               </w:rPr>
               <w:t>nilai</w:t>
             </w:r>
-            <w:proofErr w:type="spellEnd"/>
             <w:r>
               <w:rPr>
                 <w:rFonts w:ascii="Cambria" w:hAnsi="Cambria"/>
@@ -2165,9 +1688,8 @@
                 <w:sz w:val="21"/>
                 <w:szCs w:val="21"/>
               </w:rPr>
-              <w:t xml:space="preserve">Nama </w:t>
-            </w:r>
-            <w:proofErr w:type="spellStart"/>
+              <w:t>Nama penilaian</w:t>
+            </w:r>
             <w:r>
               <w:rPr>
                 <w:rFonts w:ascii="Cambria" w:hAnsi="Cambria"/>
@@ -2176,17 +1698,6 @@
                 <w:sz w:val="21"/>
                 <w:szCs w:val="21"/>
               </w:rPr>
-              <w:t>penilaian</w:t>
-            </w:r>
-            <w:proofErr w:type="spellEnd"/>
-            <w:r>
-              <w:rPr>
-                <w:rFonts w:ascii="Cambria" w:hAnsi="Cambria"/>
-                <w:b/>
-                <w:color w:val="000000" w:themeColor="text1"/>
-                <w:sz w:val="21"/>
-                <w:szCs w:val="21"/>
-              </w:rPr>
               <w:t>)</w:t>
             </w:r>
           </w:p>
@@ -2218,7 +1729,6 @@
               </w:rPr>
               <w:t>(</w:t>
             </w:r>
-            <w:proofErr w:type="spellStart"/>
             <w:r>
               <w:rPr>
                 <w:rFonts w:ascii="Cambria" w:hAnsi="Cambria"/>
@@ -2228,7 +1738,6 @@
               </w:rPr>
               <w:t>Keterangan</w:t>
             </w:r>
-            <w:proofErr w:type="spellEnd"/>
             <w:r>
               <w:rPr>
                 <w:rFonts w:ascii="Cambria" w:hAnsi="Cambria"/>
@@ -2264,17 +1773,7 @@
                 <w:sz w:val="18"/>
                 <w:szCs w:val="20"/>
               </w:rPr>
-              <w:t>(</w:t>
-            </w:r>
-            <w:proofErr w:type="spellStart"/>
-            <w:r>
-              <w:rPr>
-                <w:rFonts w:ascii="Cambria" w:hAnsi="Cambria"/>
-                <w:color w:val="000000" w:themeColor="text1"/>
-                <w:sz w:val="18"/>
-                <w:szCs w:val="20"/>
-              </w:rPr>
-              <w:t>C</w:t>
+              <w:t>(C</w:t>
             </w:r>
             <w:r>
               <w:rPr>
@@ -2285,7 +1784,6 @@
               </w:rPr>
               <w:t>atatan</w:t>
             </w:r>
-            <w:proofErr w:type="spellEnd"/>
             <w:r>
               <w:rPr>
                 <w:rFonts w:ascii="Cambria" w:hAnsi="Cambria"/>
@@ -2462,9 +1960,8 @@
                 <w:sz w:val="21"/>
                 <w:szCs w:val="21"/>
               </w:rPr>
-              <w:t xml:space="preserve">Nama </w:t>
-            </w:r>
-            <w:proofErr w:type="spellStart"/>
+              <w:t>Nama penilaian</w:t>
+            </w:r>
             <w:r>
               <w:rPr>
                 <w:rFonts w:ascii="Cambria" w:hAnsi="Cambria"/>
@@ -2473,17 +1970,6 @@
                 <w:sz w:val="21"/>
                 <w:szCs w:val="21"/>
               </w:rPr>
-              <w:t>penilaian</w:t>
-            </w:r>
-            <w:proofErr w:type="spellEnd"/>
-            <w:r>
-              <w:rPr>
-                <w:rFonts w:ascii="Cambria" w:hAnsi="Cambria"/>
-                <w:b/>
-                <w:color w:val="000000" w:themeColor="text1"/>
-                <w:sz w:val="21"/>
-                <w:szCs w:val="21"/>
-              </w:rPr>
               <w:t>)</w:t>
             </w:r>
           </w:p>
@@ -2515,7 +2001,6 @@
               </w:rPr>
               <w:t>(</w:t>
             </w:r>
-            <w:proofErr w:type="spellStart"/>
             <w:r>
               <w:rPr>
                 <w:rFonts w:ascii="Cambria" w:hAnsi="Cambria"/>
@@ -2525,7 +2010,6 @@
               </w:rPr>
               <w:t>Keterangan</w:t>
             </w:r>
-            <w:proofErr w:type="spellEnd"/>
             <w:r>
               <w:rPr>
                 <w:rFonts w:ascii="Cambria" w:hAnsi="Cambria"/>
@@ -2562,17 +2046,7 @@
                 <w:sz w:val="18"/>
                 <w:szCs w:val="20"/>
               </w:rPr>
-              <w:t>(</w:t>
-            </w:r>
-            <w:proofErr w:type="spellStart"/>
-            <w:r>
-              <w:rPr>
-                <w:rFonts w:ascii="Cambria" w:hAnsi="Cambria"/>
-                <w:color w:val="000000" w:themeColor="text1"/>
-                <w:sz w:val="18"/>
-                <w:szCs w:val="20"/>
-              </w:rPr>
-              <w:t>C</w:t>
+              <w:t>(C</w:t>
             </w:r>
             <w:r>
               <w:rPr>
@@ -2583,7 +2057,6 @@
               </w:rPr>
               <w:t>atatan</w:t>
             </w:r>
-            <w:proofErr w:type="spellEnd"/>
             <w:r>
               <w:rPr>
                 <w:rFonts w:ascii="Cambria" w:hAnsi="Cambria"/>
@@ -2751,9 +2224,8 @@
                 <w:sz w:val="21"/>
                 <w:szCs w:val="21"/>
               </w:rPr>
-              <w:t xml:space="preserve">Nama </w:t>
-            </w:r>
-            <w:proofErr w:type="spellStart"/>
+              <w:t>Nama penilaian</w:t>
+            </w:r>
             <w:r>
               <w:rPr>
                 <w:rFonts w:ascii="Cambria" w:hAnsi="Cambria"/>
@@ -2762,17 +2234,6 @@
                 <w:sz w:val="21"/>
                 <w:szCs w:val="21"/>
               </w:rPr>
-              <w:t>penilaian</w:t>
-            </w:r>
-            <w:proofErr w:type="spellEnd"/>
-            <w:r>
-              <w:rPr>
-                <w:rFonts w:ascii="Cambria" w:hAnsi="Cambria"/>
-                <w:b/>
-                <w:color w:val="000000" w:themeColor="text1"/>
-                <w:sz w:val="21"/>
-                <w:szCs w:val="21"/>
-              </w:rPr>
               <w:t>)</w:t>
             </w:r>
           </w:p>
@@ -2804,7 +2265,6 @@
               </w:rPr>
               <w:t>(</w:t>
             </w:r>
-            <w:proofErr w:type="spellStart"/>
             <w:r>
               <w:rPr>
                 <w:rFonts w:ascii="Cambria" w:hAnsi="Cambria"/>
@@ -2814,7 +2274,6 @@
               </w:rPr>
               <w:t>Keterangan</w:t>
             </w:r>
-            <w:proofErr w:type="spellEnd"/>
             <w:r>
               <w:rPr>
                 <w:rFonts w:ascii="Cambria" w:hAnsi="Cambria"/>
@@ -2851,17 +2310,7 @@
                 <w:sz w:val="18"/>
                 <w:szCs w:val="20"/>
               </w:rPr>
-              <w:t>(</w:t>
-            </w:r>
-            <w:proofErr w:type="spellStart"/>
-            <w:r>
-              <w:rPr>
-                <w:rFonts w:ascii="Cambria" w:hAnsi="Cambria"/>
-                <w:color w:val="000000" w:themeColor="text1"/>
-                <w:sz w:val="18"/>
-                <w:szCs w:val="20"/>
-              </w:rPr>
-              <w:t>C</w:t>
+              <w:t>(C</w:t>
             </w:r>
             <w:r>
               <w:rPr>
@@ -2872,7 +2321,6 @@
               </w:rPr>
               <w:t>atatan</w:t>
             </w:r>
-            <w:proofErr w:type="spellEnd"/>
             <w:r>
               <w:rPr>
                 <w:rFonts w:ascii="Cambria" w:hAnsi="Cambria"/>
@@ -3039,9 +2487,8 @@
                 <w:sz w:val="21"/>
                 <w:szCs w:val="21"/>
               </w:rPr>
-              <w:t xml:space="preserve">Nama </w:t>
-            </w:r>
-            <w:proofErr w:type="spellStart"/>
+              <w:t>Nama penilaian</w:t>
+            </w:r>
             <w:r>
               <w:rPr>
                 <w:rFonts w:ascii="Cambria" w:hAnsi="Cambria"/>
@@ -3050,17 +2497,6 @@
                 <w:sz w:val="21"/>
                 <w:szCs w:val="21"/>
               </w:rPr>
-              <w:t>penilaian</w:t>
-            </w:r>
-            <w:proofErr w:type="spellEnd"/>
-            <w:r>
-              <w:rPr>
-                <w:rFonts w:ascii="Cambria" w:hAnsi="Cambria"/>
-                <w:b/>
-                <w:color w:val="000000" w:themeColor="text1"/>
-                <w:sz w:val="21"/>
-                <w:szCs w:val="21"/>
-              </w:rPr>
               <w:t>)</w:t>
             </w:r>
           </w:p>
@@ -3092,7 +2528,6 @@
               </w:rPr>
               <w:t>((</w:t>
             </w:r>
-            <w:proofErr w:type="spellStart"/>
             <w:r>
               <w:rPr>
                 <w:rFonts w:ascii="Cambria" w:hAnsi="Cambria"/>
@@ -3102,7 +2537,6 @@
               </w:rPr>
               <w:t>Keterangan</w:t>
             </w:r>
-            <w:proofErr w:type="spellEnd"/>
             <w:r>
               <w:rPr>
                 <w:rFonts w:ascii="Cambria" w:hAnsi="Cambria"/>
@@ -3139,17 +2573,7 @@
                 <w:sz w:val="18"/>
                 <w:szCs w:val="20"/>
               </w:rPr>
-              <w:t>(</w:t>
-            </w:r>
-            <w:proofErr w:type="spellStart"/>
-            <w:r>
-              <w:rPr>
-                <w:rFonts w:ascii="Cambria" w:hAnsi="Cambria"/>
-                <w:color w:val="000000" w:themeColor="text1"/>
-                <w:sz w:val="18"/>
-                <w:szCs w:val="20"/>
-              </w:rPr>
-              <w:t>C</w:t>
+              <w:t>(C</w:t>
             </w:r>
             <w:r>
               <w:rPr>
@@ -3160,7 +2584,6 @@
               </w:rPr>
               <w:t>atatan</w:t>
             </w:r>
-            <w:proofErr w:type="spellEnd"/>
             <w:r>
               <w:rPr>
                 <w:rFonts w:ascii="Cambria" w:hAnsi="Cambria"/>
@@ -3202,29 +2625,30 @@
                 <w:color w:val="000000" w:themeColor="text1"/>
                 <w:sz w:val="20"/>
                 <w:szCs w:val="24"/>
-              </w:rPr>
-              <w:t xml:space="preserve">$(Nilai)</w:t>
-            </w:r>
-          </w:p>
-          <w:p>
-            <w:pPr>
-              <w:spacing w:after="0" w:line="240" w:lineRule="auto"/>
-              <w:rPr>
-                <w:rFonts w:ascii="Cambria" w:hAnsi="Cambria"/>
-                <w:color w:val="000000" w:themeColor="text1"/>
-                <w:szCs w:val="24"/>
                 <w:lang w:val="fi-FI"/>
               </w:rPr>
-            </w:pPr>
-            <w:r>
-              <w:rPr>
-                <w:rFonts w:ascii="Cambria" w:hAnsi="Cambria"/>
-                <w:b/>
-                <w:bCs/>
+              <w:t>$(Nilai)</w:t>
+            </w:r>
+          </w:p>
+          <w:p>
+            <w:pPr>
+              <w:spacing w:after="0" w:line="240" w:lineRule="auto"/>
+              <w:rPr>
+                <w:rFonts w:ascii="Cambria" w:hAnsi="Cambria"/>
                 <w:color w:val="000000" w:themeColor="text1"/>
                 <w:szCs w:val="24"/>
                 <w:lang w:val="fi-FI"/>
               </w:rPr>
+            </w:pPr>
+            <w:r>
+              <w:rPr>
+                <w:rFonts w:ascii="Cambria" w:hAnsi="Cambria"/>
+                <w:b/>
+                <w:bCs/>
+                <w:color w:val="000000" w:themeColor="text1"/>
+                <w:szCs w:val="24"/>
+                <w:lang w:val="fi-FI"/>
+              </w:rPr>
               <w:t xml:space="preserve">Tanggal penilaian: </w:t>
             </w:r>
           </w:p>
@@ -3249,119 +2673,74 @@
                 <w:szCs w:val="24"/>
                 <w:lang w:val="fi-FI"/>
               </w:rPr>
-              <w:t>$</w:t>
-            </w:r>
-            <w:r>
-              <w:rPr>
-                <w:rFonts w:ascii="Cambria" w:hAnsi="Cambria"/>
-                <w:b/>
-                <w:bCs/>
-                <w:color w:val="000000" w:themeColor="text1"/>
+              <w:t>Penilai</w:t>
+            </w:r>
+          </w:p>
+          <w:p>
+            <w:pPr>
+              <w:spacing w:after="0" w:line="240" w:lineRule="auto"/>
+              <w:rPr>
+                <w:rFonts w:ascii="Cambria" w:hAnsi="Cambria"/>
+                <w:b/>
+                <w:bCs/>
+                <w:color w:val="000000" w:themeColor="text1"/>
+                <w:sz w:val="20"/>
                 <w:szCs w:val="24"/>
                 <w:lang w:val="fi-FI"/>
               </w:rPr>
-              <w:t>(</w:t>
-            </w:r>
-            <w:r>
-              <w:rPr>
-                <w:rFonts w:ascii="Cambria" w:hAnsi="Cambria"/>
-                <w:b/>
-                <w:bCs/>
-                <w:color w:val="000000" w:themeColor="text1"/>
+            </w:pPr>
+          </w:p>
+          <w:p>
+            <w:pPr>
+              <w:spacing w:after="0" w:line="240" w:lineRule="auto"/>
+              <w:rPr>
+                <w:rFonts w:ascii="Cambria" w:hAnsi="Cambria"/>
+                <w:b/>
+                <w:bCs/>
+                <w:color w:val="000000" w:themeColor="text1"/>
+                <w:sz w:val="20"/>
                 <w:szCs w:val="24"/>
                 <w:lang w:val="fi-FI"/>
               </w:rPr>
-              <w:t xml:space="preserve">Nama </w:t>
-            </w:r>
-            <w:r>
-              <w:rPr>
-                <w:rFonts w:ascii="Cambria" w:hAnsi="Cambria"/>
-                <w:b/>
-                <w:bCs/>
-                <w:color w:val="000000" w:themeColor="text1"/>
+            </w:pPr>
+            <w:r>
+              <w:rPr>
+                <w:rFonts w:ascii="Cambria" w:hAnsi="Cambria"/>
+                <w:b/>
+                <w:bCs/>
+                <w:color w:val="000000" w:themeColor="text1"/>
+                <w:sz w:val="20"/>
                 <w:szCs w:val="24"/>
                 <w:lang w:val="fi-FI"/>
               </w:rPr>
-              <w:t>Penilai</w:t>
-            </w:r>
-            <w:r>
-              <w:rPr>
-                <w:rFonts w:ascii="Cambria" w:hAnsi="Cambria"/>
-                <w:b/>
-                <w:bCs/>
-                <w:color w:val="000000" w:themeColor="text1"/>
-                <w:szCs w:val="24"/>
+              <w:t>Tanda Tangan</w:t>
+            </w:r>
+          </w:p>
+          <w:p>
+            <w:pPr>
+              <w:spacing w:after="0" w:line="240" w:lineRule="auto"/>
+              <w:rPr>
+                <w:rFonts w:ascii="Cambria" w:hAnsi="Cambria"/>
+                <w:b/>
+                <w:bCs/>
+                <w:color w:val="000000" w:themeColor="text1"/>
+                <w:sz w:val="20"/>
+                <w:szCs w:val="24"/>
+                <w:u w:val="single"/>
                 <w:lang w:val="fi-FI"/>
               </w:rPr>
-              <w:t>)</w:t>
-            </w:r>
-          </w:p>
-          <w:p>
-            <w:pPr>
-              <w:spacing w:after="0" w:line="240" w:lineRule="auto"/>
-              <w:rPr>
-                <w:rFonts w:ascii="Cambria" w:hAnsi="Cambria"/>
-                <w:b/>
-                <w:bCs/>
-                <w:color w:val="000000" w:themeColor="text1"/>
-                <w:sz w:val="20"/>
-                <w:szCs w:val="24"/>
+            </w:pPr>
+            <w:r>
+              <w:rPr>
+                <w:rFonts w:ascii="Cambria" w:hAnsi="Cambria"/>
+                <w:b/>
+                <w:bCs/>
+                <w:color w:val="000000" w:themeColor="text1"/>
+                <w:szCs w:val="24"/>
+                <w:u w:val="single"/>
                 <w:lang w:val="fi-FI"/>
               </w:rPr>
-            </w:pPr>
-          </w:p>
-          <w:p>
-            <w:pPr>
-              <w:spacing w:after="0" w:line="240" w:lineRule="auto"/>
-              <w:rPr>
-                <w:rFonts w:ascii="Cambria" w:hAnsi="Cambria"/>
-                <w:b/>
-                <w:bCs/>
-                <w:color w:val="000000" w:themeColor="text1"/>
-                <w:sz w:val="20"/>
-                <w:szCs w:val="24"/>
-                <w:lang w:val="fi-FI"/>
-              </w:rPr>
-            </w:pPr>
-          </w:p>
-          <w:p>
-            <w:pPr>
-              <w:spacing w:after="0" w:line="240" w:lineRule="auto"/>
-              <w:rPr>
-                <w:rFonts w:ascii="Cambria" w:hAnsi="Cambria"/>
-                <w:b/>
-                <w:bCs/>
-                <w:color w:val="000000" w:themeColor="text1"/>
-                <w:sz w:val="20"/>
-                <w:szCs w:val="24"/>
-                <w:lang w:val="fi-FI"/>
-              </w:rPr>
-            </w:pPr>
-          </w:p>
-          <w:p>
-            <w:pPr>
-              <w:spacing w:after="0" w:line="240" w:lineRule="auto"/>
-              <w:rPr>
-                <w:rFonts w:ascii="Cambria" w:hAnsi="Cambria"/>
-                <w:b/>
-                <w:bCs/>
-                <w:color w:val="000000" w:themeColor="text1"/>
-                <w:sz w:val="20"/>
-                <w:szCs w:val="24"/>
-                <w:lang w:val="fi-FI"/>
-              </w:rPr>
-            </w:pPr>
-            <w:r>
-              <w:rPr>
-                <w:rFonts w:ascii="Cambria" w:hAnsi="Cambria"/>
-                <w:b/>
-                <w:bCs/>
-                <w:color w:val="000000" w:themeColor="text1"/>
-                <w:sz w:val="20"/>
-                <w:szCs w:val="24"/>
-                <w:lang w:val="fi-FI"/>
-              </w:rPr>
-              <w:t>_____________________________</w:t>
+              <w:t>$(Nama Penilai)</w:t>
             </w:r>
           </w:p>
           <w:p>
@@ -3466,7 +2845,7 @@
 </file>
 
 <file path=word/endnotes.xml><?xml version="1.0" encoding="utf-8"?>
-<w:endnotes xmlns:wpc="http://schemas.microsoft.com/office/word/2010/wordprocessingCanvas" xmlns:cx="http://schemas.microsoft.com/office/drawing/2014/chartex" xmlns:cx1="http://schemas.microsoft.com/office/drawing/2015/9/8/chartex" xmlns:cx2="http://schemas.microsoft.com/office/drawing/2015/10/21/chartex" xmlns:cx3="http://schemas.microsoft.com/office/drawing/2016/5/9/chartex" xmlns:cx4="http://schemas.microsoft.com/office/drawing/2016/5/10/chartex" xmlns:cx5="http://schemas.microsoft.com/office/drawing/2016/5/11/chartex" xmlns:cx6="http://schemas.microsoft.com/office/drawing/2016/5/12/chartex" xmlns:cx7="http://schemas.microsoft.com/office/drawing/2016/5/13/chartex" xmlns:cx8="http://schemas.microsoft.com/office/drawing/2016/5/14/chartex" xmlns:mc="http://schemas.openxmlformats.org/markup-compatibility/2006" xmlns:aink="http://schemas.microsoft.com/office/drawing/2016/ink" xmlns:am3d="http://schemas.microsoft.com/office/drawing/2017/model3d" xmlns:o="urn:schemas-microsoft-com:office:office" xmlns:oel="http://schemas.microsoft.com/office/2019/extlst" xmlns:r="http://schemas.openxmlformats.org/officeDocument/2006/relationships" xmlns:m="http://schemas.openxmlformats.org/officeDocument/2006/math" xmlns:v="urn:schemas-microsoft-com:vml" xmlns:wp14="http://schemas.microsoft.com/office/word/2010/wordprocessingDrawing" xmlns:wp="http://schemas.openxmlformats.org/drawingml/2006/wordprocessingDrawing" xmlns:w10="urn:schemas-microsoft-com:office:word" xmlns:w="http://schemas.openxmlformats.org/wordprocessingml/2006/main" xmlns:w14="http://schemas.microsoft.com/office/word/2010/wordml" xmlns:w15="http://schemas.microsoft.com/office/word/2012/wordml" xmlns:w16cei="http://schemas.microsoft.com/office/word/2026/wordml/cei" xmlns:w16cex="http://schemas.microsoft.com/office/word/2018/wordml/cex" xmlns:w16cid="http://schemas.microsoft.com/office/word/2016/wordml/cid" xmlns:w16="http://schemas.microsoft.com/office/word/2018/wordml" xmlns:w16du="http://schemas.microsoft.com/office/word/2023/wordml/word16du" xmlns:w16sdtdh="http://schemas.microsoft.com/office/word/2020/wordml/sdtdatahash" xmlns:w16sdtfl="http://schemas.microsoft.com/office/word/2024/wordml/sdtformatlock" xmlns:w16se="http://schemas.microsoft.com/office/word/2015/wordml/symex" xmlns:wpg="http://schemas.microsoft.com/office/word/2010/wordprocessingGroup" xmlns:wpi="http://schemas.microsoft.com/office/word/2010/wordprocessingInk" xmlns:wne="http://schemas.microsoft.com/office/word/2006/wordml" xmlns:wps="http://schemas.microsoft.com/office/word/2010/wordprocessingShape" mc:Ignorable="w14 w15 w16se w16cid w16 w16cex w16sdtdh w16sdtfl w16du wp14">
+<w:endnotes xmlns:wpc="http://schemas.microsoft.com/office/word/2010/wordprocessingCanvas" xmlns:cx="http://schemas.microsoft.com/office/drawing/2014/chartex" xmlns:cx1="http://schemas.microsoft.com/office/drawing/2015/9/8/chartex" xmlns:cx2="http://schemas.microsoft.com/office/drawing/2015/10/21/chartex" xmlns:cx3="http://schemas.microsoft.com/office/drawing/2016/5/9/chartex" xmlns:cx4="http://schemas.microsoft.com/office/drawing/2016/5/10/chartex" xmlns:cx5="http://schemas.microsoft.com/office/drawing/2016/5/11/chartex" xmlns:cx6="http://schemas.microsoft.com/office/drawing/2016/5/12/chartex" xmlns:cx7="http://schemas.microsoft.com/office/drawing/2016/5/13/chartex" xmlns:cx8="http://schemas.microsoft.com/office/drawing/2016/5/14/chartex" xmlns:mc="http://schemas.openxmlformats.org/markup-compatibility/2006" xmlns:aink="http://schemas.microsoft.com/office/drawing/2016/ink" xmlns:am3d="http://schemas.microsoft.com/office/drawing/2017/model3d" xmlns:o="urn:schemas-microsoft-com:office:office" xmlns:oel="http://schemas.microsoft.com/office/2019/extlst" xmlns:r="http://schemas.openxmlformats.org/officeDocument/2006/relationships" xmlns:m="http://schemas.openxmlformats.org/officeDocument/2006/math" xmlns:v="urn:schemas-microsoft-com:vml" xmlns:wp14="http://schemas.microsoft.com/office/word/2010/wordprocessingDrawing" xmlns:wp="http://schemas.openxmlformats.org/drawingml/2006/wordprocessingDrawing" xmlns:w10="urn:schemas-microsoft-com:office:word" xmlns:w="http://schemas.openxmlformats.org/wordprocessingml/2006/main" xmlns:w14="http://schemas.microsoft.com/office/word/2010/wordml" xmlns:w15="http://schemas.microsoft.com/office/word/2012/wordml" xmlns:w16cex="http://schemas.microsoft.com/office/word/2018/wordml/cex" xmlns:w16cid="http://schemas.microsoft.com/office/word/2016/wordml/cid" xmlns:w16="http://schemas.microsoft.com/office/word/2018/wordml" xmlns:w16du="http://schemas.microsoft.com/office/word/2023/wordml/word16du" xmlns:w16sdtdh="http://schemas.microsoft.com/office/word/2020/wordml/sdtdatahash" xmlns:w16sdtfl="http://schemas.microsoft.com/office/word/2024/wordml/sdtformatlock" xmlns:w16se="http://schemas.microsoft.com/office/word/2015/wordml/symex" xmlns:wpg="http://schemas.microsoft.com/office/word/2010/wordprocessingGroup" xmlns:wpi="http://schemas.microsoft.com/office/word/2010/wordprocessingInk" xmlns:wne="http://schemas.microsoft.com/office/word/2006/wordml" xmlns:wps="http://schemas.microsoft.com/office/word/2010/wordprocessingShape" mc:Ignorable="w14 w15 w16se w16cid w16 w16cex w16sdtdh w16sdtfl w16du wp14">
   <w:endnote w:type="separator" w:id="-1">
     <w:p>
       <w:pPr>
@@ -3491,7 +2870,7 @@
 </file>
 
 <file path=word/footnotes.xml><?xml version="1.0" encoding="utf-8"?>
-<w:footnotes xmlns:wpc="http://schemas.microsoft.com/office/word/2010/wordprocessingCanvas" xmlns:cx="http://schemas.microsoft.com/office/drawing/2014/chartex" xmlns:cx1="http://schemas.microsoft.com/office/drawing/2015/9/8/chartex" xmlns:cx2="http://schemas.microsoft.com/office/drawing/2015/10/21/chartex" xmlns:cx3="http://schemas.microsoft.com/office/drawing/2016/5/9/chartex" xmlns:cx4="http://schemas.microsoft.com/office/drawing/2016/5/10/chartex" xmlns:cx5="http://schemas.microsoft.com/office/drawing/2016/5/11/chartex" xmlns:cx6="http://schemas.microsoft.com/office/drawing/2016/5/12/chartex" xmlns:cx7="http://schemas.microsoft.com/office/drawing/2016/5/13/chartex" xmlns:cx8="http://schemas.microsoft.com/office/drawing/2016/5/14/chartex" xmlns:mc="http://schemas.openxmlformats.org/markup-compatibility/2006" xmlns:aink="http://schemas.microsoft.com/office/drawing/2016/ink" xmlns:am3d="http://schemas.microsoft.com/office/drawing/2017/model3d" xmlns:o="urn:schemas-microsoft-com:office:office" xmlns:oel="http://schemas.microsoft.com/office/2019/extlst" xmlns:r="http://schemas.openxmlformats.org/officeDocument/2006/relationships" xmlns:m="http://schemas.openxmlformats.org/officeDocument/2006/math" xmlns:v="urn:schemas-microsoft-com:vml" xmlns:wp14="http://schemas.microsoft.com/office/word/2010/wordprocessingDrawing" xmlns:wp="http://schemas.openxmlformats.org/drawingml/2006/wordprocessingDrawing" xmlns:w10="urn:schemas-microsoft-com:office:word" xmlns:w="http://schemas.openxmlformats.org/wordprocessingml/2006/main" xmlns:w14="http://schemas.microsoft.com/office/word/2010/wordml" xmlns:w15="http://schemas.microsoft.com/office/word/2012/wordml" xmlns:w16cei="http://schemas.microsoft.com/office/word/2026/wordml/cei" xmlns:w16cex="http://schemas.microsoft.com/office/word/2018/wordml/cex" xmlns:w16cid="http://schemas.microsoft.com/office/word/2016/wordml/cid" xmlns:w16="http://schemas.microsoft.com/office/word/2018/wordml" xmlns:w16du="http://schemas.microsoft.com/office/word/2023/wordml/word16du" xmlns:w16sdtdh="http://schemas.microsoft.com/office/word/2020/wordml/sdtdatahash" xmlns:w16sdtfl="http://schemas.microsoft.com/office/word/2024/wordml/sdtformatlock" xmlns:w16se="http://schemas.microsoft.com/office/word/2015/wordml/symex" xmlns:wpg="http://schemas.microsoft.com/office/word/2010/wordprocessingGroup" xmlns:wpi="http://schemas.microsoft.com/office/word/2010/wordprocessingInk" xmlns:wne="http://schemas.microsoft.com/office/word/2006/wordml" xmlns:wps="http://schemas.microsoft.com/office/word/2010/wordprocessingShape" mc:Ignorable="w14 w15 w16se w16cid w16 w16cex w16sdtdh w16sdtfl w16du wp14">
+<w:footnotes xmlns:wpc="http://schemas.microsoft.com/office/word/2010/wordprocessingCanvas" xmlns:cx="http://schemas.microsoft.com/office/drawing/2014/chartex" xmlns:cx1="http://schemas.microsoft.com/office/drawing/2015/9/8/chartex" xmlns:cx2="http://schemas.microsoft.com/office/drawing/2015/10/21/chartex" xmlns:cx3="http://schemas.microsoft.com/office/drawing/2016/5/9/chartex" xmlns:cx4="http://schemas.microsoft.com/office/drawing/2016/5/10/chartex" xmlns:cx5="http://schemas.microsoft.com/office/drawing/2016/5/11/chartex" xmlns:cx6="http://schemas.microsoft.com/office/drawing/2016/5/12/chartex" xmlns:cx7="http://schemas.microsoft.com/office/drawing/2016/5/13/chartex" xmlns:cx8="http://schemas.microsoft.com/office/drawing/2016/5/14/chartex" xmlns:mc="http://schemas.openxmlformats.org/markup-compatibility/2006" xmlns:aink="http://schemas.microsoft.com/office/drawing/2016/ink" xmlns:am3d="http://schemas.microsoft.com/office/drawing/2017/model3d" xmlns:o="urn:schemas-microsoft-com:office:office" xmlns:oel="http://schemas.microsoft.com/office/2019/extlst" xmlns:r="http://schemas.openxmlformats.org/officeDocument/2006/relationships" xmlns:m="http://schemas.openxmlformats.org/officeDocument/2006/math" xmlns:v="urn:schemas-microsoft-com:vml" xmlns:wp14="http://schemas.microsoft.com/office/word/2010/wordprocessingDrawing" xmlns:wp="http://schemas.openxmlformats.org/drawingml/2006/wordprocessingDrawing" xmlns:w10="urn:schemas-microsoft-com:office:word" xmlns:w="http://schemas.openxmlformats.org/wordprocessingml/2006/main" xmlns:w14="http://schemas.microsoft.com/office/word/2010/wordml" xmlns:w15="http://schemas.microsoft.com/office/word/2012/wordml" xmlns:w16cex="http://schemas.microsoft.com/office/word/2018/wordml/cex" xmlns:w16cid="http://schemas.microsoft.com/office/word/2016/wordml/cid" xmlns:w16="http://schemas.microsoft.com/office/word/2018/wordml" xmlns:w16du="http://schemas.microsoft.com/office/word/2023/wordml/word16du" xmlns:w16sdtdh="http://schemas.microsoft.com/office/word/2020/wordml/sdtdatahash" xmlns:w16sdtfl="http://schemas.microsoft.com/office/word/2024/wordml/sdtformatlock" xmlns:w16se="http://schemas.microsoft.com/office/word/2015/wordml/symex" xmlns:wpg="http://schemas.microsoft.com/office/word/2010/wordprocessingGroup" xmlns:wpi="http://schemas.microsoft.com/office/word/2010/wordprocessingInk" xmlns:wne="http://schemas.microsoft.com/office/word/2006/wordml" xmlns:wps="http://schemas.microsoft.com/office/word/2010/wordprocessingShape" mc:Ignorable="w14 w15 w16se w16cid w16 w16cex w16sdtdh w16sdtfl w16du wp14">
   <w:footnote w:type="separator" w:id="-1">
     <w:p>
       <w:pPr>
@@ -3516,7 +2895,7 @@
 </file>
 
 <file path=word/header1.xml><?xml version="1.0" encoding="utf-8"?>
-<w:hdr xmlns:wpc="http://schemas.microsoft.com/office/word/2010/wordprocessingCanvas" xmlns:cx="http://schemas.microsoft.com/office/drawing/2014/chartex" xmlns:cx1="http://schemas.microsoft.com/office/drawing/2015/9/8/chartex" xmlns:cx2="http://schemas.microsoft.com/office/drawing/2015/10/21/chartex" xmlns:cx3="http://schemas.microsoft.com/office/drawing/2016/5/9/chartex" xmlns:cx4="http://schemas.microsoft.com/office/drawing/2016/5/10/chartex" xmlns:cx5="http://schemas.microsoft.com/office/drawing/2016/5/11/chartex" xmlns:cx6="http://schemas.microsoft.com/office/drawing/2016/5/12/chartex" xmlns:cx7="http://schemas.microsoft.com/office/drawing/2016/5/13/chartex" xmlns:cx8="http://schemas.microsoft.com/office/drawing/2016/5/14/chartex" xmlns:mc="http://schemas.openxmlformats.org/markup-compatibility/2006" xmlns:aink="http://schemas.microsoft.com/office/drawing/2016/ink" xmlns:am3d="http://schemas.microsoft.com/office/drawing/2017/model3d" xmlns:o="urn:schemas-microsoft-com:office:office" xmlns:oel="http://schemas.microsoft.com/office/2019/extlst" xmlns:r="http://schemas.openxmlformats.org/officeDocument/2006/relationships" xmlns:m="http://schemas.openxmlformats.org/officeDocument/2006/math" xmlns:v="urn:schemas-microsoft-com:vml" xmlns:wp14="http://schemas.microsoft.com/office/word/2010/wordprocessingDrawing" xmlns:wp="http://schemas.openxmlformats.org/drawingml/2006/wordprocessingDrawing" xmlns:w10="urn:schemas-microsoft-com:office:word" xmlns:w="http://schemas.openxmlformats.org/wordprocessingml/2006/main" xmlns:w14="http://schemas.microsoft.com/office/word/2010/wordml" xmlns:w15="http://schemas.microsoft.com/office/word/2012/wordml" xmlns:w16cei="http://schemas.microsoft.com/office/word/2026/wordml/cei" xmlns:w16cex="http://schemas.microsoft.com/office/word/2018/wordml/cex" xmlns:w16cid="http://schemas.microsoft.com/office/word/2016/wordml/cid" xmlns:w16="http://schemas.microsoft.com/office/word/2018/wordml" xmlns:w16du="http://schemas.microsoft.com/office/word/2023/wordml/word16du" xmlns:w16sdtdh="http://schemas.microsoft.com/office/word/2020/wordml/sdtdatahash" xmlns:w16sdtfl="http://schemas.microsoft.com/office/word/2024/wordml/sdtformatlock" xmlns:w16se="http://schemas.microsoft.com/office/word/2015/wordml/symex" xmlns:wpg="http://schemas.microsoft.com/office/word/2010/wordprocessingGroup" xmlns:wpi="http://schemas.microsoft.com/office/word/2010/wordprocessingInk" xmlns:wne="http://schemas.microsoft.com/office/word/2006/wordml" xmlns:wps="http://schemas.microsoft.com/office/word/2010/wordprocessingShape" mc:Ignorable="w14 w15 w16se w16cid w16 w16cex w16sdtdh w16sdtfl w16du wp14">
+<w:hdr xmlns:wpc="http://schemas.microsoft.com/office/word/2010/wordprocessingCanvas" xmlns:cx="http://schemas.microsoft.com/office/drawing/2014/chartex" xmlns:cx1="http://schemas.microsoft.com/office/drawing/2015/9/8/chartex" xmlns:cx2="http://schemas.microsoft.com/office/drawing/2015/10/21/chartex" xmlns:cx3="http://schemas.microsoft.com/office/drawing/2016/5/9/chartex" xmlns:cx4="http://schemas.microsoft.com/office/drawing/2016/5/10/chartex" xmlns:cx5="http://schemas.microsoft.com/office/drawing/2016/5/11/chartex" xmlns:cx6="http://schemas.microsoft.com/office/drawing/2016/5/12/chartex" xmlns:cx7="http://schemas.microsoft.com/office/drawing/2016/5/13/chartex" xmlns:cx8="http://schemas.microsoft.com/office/drawing/2016/5/14/chartex" xmlns:mc="http://schemas.openxmlformats.org/markup-compatibility/2006" xmlns:aink="http://schemas.microsoft.com/office/drawing/2016/ink" xmlns:am3d="http://schemas.microsoft.com/office/drawing/2017/model3d" xmlns:o="urn:schemas-microsoft-com:office:office" xmlns:oel="http://schemas.microsoft.com/office/2019/extlst" xmlns:r="http://schemas.openxmlformats.org/officeDocument/2006/relationships" xmlns:m="http://schemas.openxmlformats.org/officeDocument/2006/math" xmlns:v="urn:schemas-microsoft-com:vml" xmlns:wp14="http://schemas.microsoft.com/office/word/2010/wordprocessingDrawing" xmlns:wp="http://schemas.openxmlformats.org/drawingml/2006/wordprocessingDrawing" xmlns:w10="urn:schemas-microsoft-com:office:word" xmlns:w="http://schemas.openxmlformats.org/wordprocessingml/2006/main" xmlns:w14="http://schemas.microsoft.com/office/word/2010/wordml" xmlns:w15="http://schemas.microsoft.com/office/word/2012/wordml" xmlns:w16cex="http://schemas.microsoft.com/office/word/2018/wordml/cex" xmlns:w16cid="http://schemas.microsoft.com/office/word/2016/wordml/cid" xmlns:w16="http://schemas.microsoft.com/office/word/2018/wordml" xmlns:w16du="http://schemas.microsoft.com/office/word/2023/wordml/word16du" xmlns:w16sdtdh="http://schemas.microsoft.com/office/word/2020/wordml/sdtdatahash" xmlns:w16sdtfl="http://schemas.microsoft.com/office/word/2024/wordml/sdtformatlock" xmlns:w16se="http://schemas.microsoft.com/office/word/2015/wordml/symex" xmlns:wpg="http://schemas.microsoft.com/office/word/2010/wordprocessingGroup" xmlns:wpi="http://schemas.microsoft.com/office/word/2010/wordprocessingInk" xmlns:wne="http://schemas.microsoft.com/office/word/2006/wordml" xmlns:wps="http://schemas.microsoft.com/office/word/2010/wordprocessingShape" mc:Ignorable="w14 w15 w16se w16cid w16 w16cex w16sdtdh w16sdtfl w16du wp14">
   <w:tbl>
     <w:tblPr>
       <w:tblpPr w:leftFromText="180" w:rightFromText="180" w:vertAnchor="page" w:horzAnchor="margin" w:tblpX="-459" w:tblpY="750"/>
